--- a/docs/BASE_PUBLICA.docx
+++ b/docs/BASE_PUBLICA.docx
@@ -4401,7 +4401,7 @@
                 <w:sz w:val="18"/>
                 <w:szCs w:val="18"/>
               </w:rPr>
-              <w:t xml:space="preserve">Tabla Thys &amp; Liistro (abajo) + </w:t>
+              <w:t xml:space="preserve">Tabla Thys &amp; Liistro (abajo). </w:t>
             </w:r>
             <w:r>
               <w:rPr>
@@ -4411,7 +4411,15 @@
                 <w:sz w:val="18"/>
                 <w:szCs w:val="18"/>
               </w:rPr>
-              <w:t xml:space="preserve">fórmulas propias de Carlos para Vivo (pendientes de incorporar)</w:t>
+              <w:t xml:space="preserve">No existen fórmulas propias del Vivo</w:t>
+            </w:r>
+            <w:r>
+              <w:rPr>
+                <w:color w:val="222222"/>
+                <w:sz w:val="18"/>
+                <w:szCs w:val="18"/>
+              </w:rPr>
+              <w:t xml:space="preserve">: el fabricante no las publica (su manual solo limita el O2 a 15 L/min y recomienda monitorizar)</w:t>
             </w:r>
           </w:p>
         </w:tc>
@@ -4441,7 +4449,7 @@
                 <w:sz w:val="18"/>
                 <w:szCs w:val="18"/>
               </w:rPr>
-              <w:t xml:space="preserve">La FiO2 real depende de IPAP, flujo de O2, punto de conexión, fuga y patrón ventilatorio</w:t>
+              <w:t xml:space="preserve">La FiO2 real depende de IPAP, flujo de O2, punto de conexión, fuga y patrón ventilatorio → la estimación es orientativa; titular por SpO2 y, si el equipo monta célula de FiO2, usar el valor medido</w:t>
             </w:r>
           </w:p>
         </w:tc>
@@ -13297,25 +13305,7 @@
                 <w:sz w:val="18"/>
                 <w:szCs w:val="18"/>
               </w:rPr>
-              <w:t xml:space="preserve">Modos PSV/PCV/CPAP (± volumen asegurado). O2 por caudalímetro de serie → FiO2 estimada (tabla §2.4 + </w:t>
-            </w:r>
-            <w:r>
-              <w:rPr>
-                <w:b/>
-                <w:bCs/>
-                <w:color w:val="222222"/>
-                <w:sz w:val="18"/>
-                <w:szCs w:val="18"/>
-              </w:rPr>
-              <w:t xml:space="preserve">fórmulas de Carlos, pendientes</w:t>
-            </w:r>
-            <w:r>
-              <w:rPr>
-                <w:color w:val="222222"/>
-                <w:sz w:val="18"/>
-                <w:szCs w:val="18"/>
-              </w:rPr>
-              <w:t xml:space="preserve">)</w:t>
+              <w:t xml:space="preserve">Modos PSV/PCV/CPAP (± volumen asegurado). O2 por caudalímetro de serie → FiO2 estimada con la tabla de banco §2.4 (orientativa); O2 máx. 15 L/min según fabricante; si monta célula de FiO2, prevalece el valor medido</w:t>
             </w:r>
           </w:p>
         </w:tc>

--- a/docs/BASE_PUBLICA.docx
+++ b/docs/BASE_PUBLICA.docx
@@ -6822,6 +6822,759 @@
       <w:pPr>
         <w:spacing w:after="120"/>
       </w:pPr>
+    </w:p>
+    <w:p>
+      <w:pPr>
+        <w:pStyle w:val="Heading3"/>
+        <w:spacing w:after="140" w:before="280"/>
+      </w:pPr>
+      <w:r>
+        <w:t xml:space="preserve">2.6 Clasificación ácido-base automática (añadida 27-10-2026)</w:t>
+      </w:r>
+    </w:p>
+    <w:p>
+      <w:pPr>
+        <w:spacing w:after="100"/>
+      </w:pPr>
+      <w:r>
+        <w:t xml:space="preserve">La app aplica en vivo, sobre pH + pCO2 + HCO3, la lectura sistemática del enfoque fisiológico (Berend, NEJM 2014 [26]) usando las fórmulas de §2.5:</w:t>
+      </w:r>
+    </w:p>
+    <w:p>
+      <w:pPr>
+        <w:pStyle w:val="ListParagraph"/>
+        <w:numPr>
+          <w:ilvl w:val="0"/>
+          <w:numId w:val="2"/>
+        </w:numPr>
+        <w:spacing w:after="60"/>
+      </w:pPr>
+      <w:r>
+        <w:rPr>
+          <w:b/>
+          <w:bCs/>
+        </w:rPr>
+        <w:t xml:space="preserve">pH</w:t>
+      </w:r>
+      <w:r>
+        <w:t xml:space="preserve">: &lt;7,35 acidemia · &gt;7,45 alcalemia · en rango ≠ gasometría normal.</w:t>
+      </w:r>
+    </w:p>
+    <w:p>
+      <w:pPr>
+        <w:pStyle w:val="ListParagraph"/>
+        <w:numPr>
+          <w:ilvl w:val="0"/>
+          <w:numId w:val="2"/>
+        </w:numPr>
+        <w:spacing w:after="60"/>
+      </w:pPr>
+      <w:r>
+        <w:rPr>
+          <w:b/>
+          <w:bCs/>
+        </w:rPr>
+        <w:t xml:space="preserve">Componente</w:t>
+      </w:r>
+      <w:r>
+        <w:t xml:space="preserve">: pCO2 &gt;45 respiratorio · HCO3 &lt;22 (o &gt;26) metabólico · ambos en la misma dirección → </w:t>
+      </w:r>
+      <w:r>
+        <w:rPr>
+          <w:b/>
+          <w:bCs/>
+        </w:rPr>
+        <w:t xml:space="preserve">mixto</w:t>
+      </w:r>
+      <w:r>
+        <w:t xml:space="preserve">.</w:t>
+      </w:r>
+    </w:p>
+    <w:p>
+      <w:pPr>
+        <w:pStyle w:val="ListParagraph"/>
+        <w:numPr>
+          <w:ilvl w:val="0"/>
+          <w:numId w:val="2"/>
+        </w:numPr>
+        <w:spacing w:after="60"/>
+      </w:pPr>
+      <w:r>
+        <w:rPr>
+          <w:b/>
+          <w:bCs/>
+        </w:rPr>
+        <w:t xml:space="preserve">Compensación</w:t>
+      </w:r>
+      <w:r>
+        <w:t xml:space="preserve">: acidosis respiratoria → pH esperado agudo/crónico (0,008/0,003 por mmHg; entre ambos = </w:t>
+      </w:r>
+      <w:r>
+        <w:rPr>
+          <w:i/>
+          <w:iCs/>
+        </w:rPr>
+        <w:t xml:space="preserve">crónica agudizada</w:t>
+      </w:r>
+      <w:r>
+        <w:t xml:space="preserve">); acidosis metabólica → Winter ±2 (pCO2 real mayor = compensación insuficiente; menor = alcalosis respiratoria añadida).</w:t>
+      </w:r>
+    </w:p>
+    <w:p>
+      <w:pPr>
+        <w:pStyle w:val="ListParagraph"/>
+        <w:numPr>
+          <w:ilvl w:val="0"/>
+          <w:numId w:val="2"/>
+        </w:numPr>
+        <w:spacing w:after="60"/>
+      </w:pPr>
+      <w:r>
+        <w:rPr>
+          <w:b/>
+          <w:bCs/>
+        </w:rPr>
+        <w:t xml:space="preserve">pH normal con pCO2/HCO3 alterados</w:t>
+      </w:r>
+      <w:r>
+        <w:t xml:space="preserve"> → trastorno compensado o mixto equilibrado (aviso explícito: el retenedor crónico compensado no es indicación urgente de VNI por sí solo).</w:t>
+      </w:r>
+    </w:p>
+    <w:p>
+      <w:pPr>
+        <w:spacing w:after="100"/>
+      </w:pPr>
+      <w:r>
+        <w:t xml:space="preserve">En gasometría venosa se clasifica con el pH corregido (+0,03, §2.3) y se indica. Tolerancia de ±0,02 sobre los pH esperados para el corte agudo/crónico.</w:t>
+      </w:r>
+    </w:p>
+    <w:p>
+      <w:pPr>
+        <w:pStyle w:val="Heading3"/>
+        <w:spacing w:after="140" w:before="280"/>
+      </w:pPr>
+      <w:r>
+        <w:t xml:space="preserve">2.7 Volúmenes y capacidades teóricos del espirograma docente (añadido 27-10-2026)</w:t>
+      </w:r>
+    </w:p>
+    <w:p>
+      <w:pPr>
+        <w:spacing w:after="100"/>
+      </w:pPr>
+      <w:r>
+        <w:t xml:space="preserve">Solo para el módulo docente (no intervienen en el motor de recomendación):</w:t>
+      </w:r>
+    </w:p>
+    <w:tbl>
+      <w:tblPr>
+        <w:tblW w:type="dxa" w:w="9638"/>
+        <w:tblBorders>
+          <w:top w:val="single" w:color="auto" w:sz="4"/>
+          <w:left w:val="single" w:color="auto" w:sz="4"/>
+          <w:bottom w:val="single" w:color="auto" w:sz="4"/>
+          <w:right w:val="single" w:color="auto" w:sz="4"/>
+          <w:insideH w:val="single" w:color="auto" w:sz="4"/>
+          <w:insideV w:val="single" w:color="auto" w:sz="4"/>
+        </w:tblBorders>
+      </w:tblPr>
+      <w:tblGrid>
+        <w:gridCol w:w="1336"/>
+        <w:gridCol w:w="5726"/>
+        <w:gridCol w:w="2576"/>
+      </w:tblGrid>
+      <w:tr>
+        <w:trPr>
+          <w:tblHeader/>
+        </w:trPr>
+        <w:tc>
+          <w:tcPr>
+            <w:tcW w:type="dxa" w:w="1336"/>
+            <w:tcBorders>
+              <w:top w:val="single" w:color="C9D6DA" w:sz="4"/>
+              <w:left w:val="single" w:color="C9D6DA" w:sz="4"/>
+              <w:bottom w:val="single" w:color="C9D6DA" w:sz="4"/>
+              <w:right w:val="single" w:color="C9D6DA" w:sz="4"/>
+            </w:tcBorders>
+            <w:shd w:fill="0F4C5C" w:val="clear"/>
+            <w:tcMar>
+              <w:top w:type="dxa" w:w="60"/>
+              <w:left w:type="dxa" w:w="100"/>
+              <w:bottom w:type="dxa" w:w="60"/>
+              <w:right w:type="dxa" w:w="100"/>
+            </w:tcMar>
+          </w:tcPr>
+          <w:p>
+            <w:pPr>
+              <w:spacing w:after="0" w:before="0"/>
+            </w:pPr>
+            <w:r>
+              <w:rPr>
+                <w:b/>
+                <w:bCs/>
+                <w:color w:val="FFFFFF"/>
+                <w:sz w:val="18"/>
+                <w:szCs w:val="18"/>
+              </w:rPr>
+              <w:t xml:space="preserve">Valor</w:t>
+            </w:r>
+          </w:p>
+        </w:tc>
+        <w:tc>
+          <w:tcPr>
+            <w:tcW w:type="dxa" w:w="5726"/>
+            <w:tcBorders>
+              <w:top w:val="single" w:color="C9D6DA" w:sz="4"/>
+              <w:left w:val="single" w:color="C9D6DA" w:sz="4"/>
+              <w:bottom w:val="single" w:color="C9D6DA" w:sz="4"/>
+              <w:right w:val="single" w:color="C9D6DA" w:sz="4"/>
+            </w:tcBorders>
+            <w:shd w:fill="0F4C5C" w:val="clear"/>
+            <w:tcMar>
+              <w:top w:type="dxa" w:w="60"/>
+              <w:left w:type="dxa" w:w="100"/>
+              <w:bottom w:type="dxa" w:w="60"/>
+              <w:right w:type="dxa" w:w="100"/>
+            </w:tcMar>
+          </w:tcPr>
+          <w:p>
+            <w:pPr>
+              <w:spacing w:after="0" w:before="0"/>
+            </w:pPr>
+            <w:r>
+              <w:rPr>
+                <w:b/>
+                <w:bCs/>
+                <w:color w:val="FFFFFF"/>
+                <w:sz w:val="18"/>
+                <w:szCs w:val="18"/>
+              </w:rPr>
+              <w:t xml:space="preserve">Fórmula</w:t>
+            </w:r>
+          </w:p>
+        </w:tc>
+        <w:tc>
+          <w:tcPr>
+            <w:tcW w:type="dxa" w:w="2576"/>
+            <w:tcBorders>
+              <w:top w:val="single" w:color="C9D6DA" w:sz="4"/>
+              <w:left w:val="single" w:color="C9D6DA" w:sz="4"/>
+              <w:bottom w:val="single" w:color="C9D6DA" w:sz="4"/>
+              <w:right w:val="single" w:color="C9D6DA" w:sz="4"/>
+            </w:tcBorders>
+            <w:shd w:fill="0F4C5C" w:val="clear"/>
+            <w:tcMar>
+              <w:top w:type="dxa" w:w="60"/>
+              <w:left w:type="dxa" w:w="100"/>
+              <w:bottom w:type="dxa" w:w="60"/>
+              <w:right w:type="dxa" w:w="100"/>
+            </w:tcMar>
+          </w:tcPr>
+          <w:p>
+            <w:pPr>
+              <w:spacing w:after="0" w:before="0"/>
+            </w:pPr>
+            <w:r>
+              <w:rPr>
+                <w:b/>
+                <w:bCs/>
+                <w:color w:val="FFFFFF"/>
+                <w:sz w:val="18"/>
+                <w:szCs w:val="18"/>
+              </w:rPr>
+              <w:t xml:space="preserve">Fuente</w:t>
+            </w:r>
+          </w:p>
+        </w:tc>
+      </w:tr>
+      <w:tr>
+        <w:tc>
+          <w:tcPr>
+            <w:tcW w:type="dxa" w:w="1336"/>
+            <w:tcBorders>
+              <w:top w:val="single" w:color="C9D6DA" w:sz="4"/>
+              <w:left w:val="single" w:color="C9D6DA" w:sz="4"/>
+              <w:bottom w:val="single" w:color="C9D6DA" w:sz="4"/>
+              <w:right w:val="single" w:color="C9D6DA" w:sz="4"/>
+            </w:tcBorders>
+            <w:tcMar>
+              <w:top w:type="dxa" w:w="60"/>
+              <w:left w:type="dxa" w:w="100"/>
+              <w:bottom w:type="dxa" w:w="60"/>
+              <w:right w:type="dxa" w:w="100"/>
+            </w:tcMar>
+          </w:tcPr>
+          <w:p>
+            <w:pPr>
+              <w:spacing w:after="0" w:before="0"/>
+            </w:pPr>
+            <w:r>
+              <w:rPr>
+                <w:b/>
+                <w:bCs/>
+                <w:color w:val="222222"/>
+                <w:sz w:val="18"/>
+                <w:szCs w:val="18"/>
+              </w:rPr>
+              <w:t xml:space="preserve">PBW</w:t>
+            </w:r>
+          </w:p>
+        </w:tc>
+        <w:tc>
+          <w:tcPr>
+            <w:tcW w:type="dxa" w:w="5726"/>
+            <w:tcBorders>
+              <w:top w:val="single" w:color="C9D6DA" w:sz="4"/>
+              <w:left w:val="single" w:color="C9D6DA" w:sz="4"/>
+              <w:bottom w:val="single" w:color="C9D6DA" w:sz="4"/>
+              <w:right w:val="single" w:color="C9D6DA" w:sz="4"/>
+            </w:tcBorders>
+            <w:tcMar>
+              <w:top w:type="dxa" w:w="60"/>
+              <w:left w:type="dxa" w:w="100"/>
+              <w:bottom w:type="dxa" w:w="60"/>
+              <w:right w:type="dxa" w:w="100"/>
+            </w:tcMar>
+          </w:tcPr>
+          <w:p>
+            <w:pPr>
+              <w:spacing w:after="0" w:before="0"/>
+            </w:pPr>
+            <w:r>
+              <w:rPr>
+                <w:color w:val="222222"/>
+                <w:sz w:val="18"/>
+                <w:szCs w:val="18"/>
+              </w:rPr>
+              <w:t xml:space="preserve">la misma de §2.5 (ARDSNet)</w:t>
+            </w:r>
+          </w:p>
+        </w:tc>
+        <w:tc>
+          <w:tcPr>
+            <w:tcW w:type="dxa" w:w="2576"/>
+            <w:tcBorders>
+              <w:top w:val="single" w:color="C9D6DA" w:sz="4"/>
+              <w:left w:val="single" w:color="C9D6DA" w:sz="4"/>
+              <w:bottom w:val="single" w:color="C9D6DA" w:sz="4"/>
+              <w:right w:val="single" w:color="C9D6DA" w:sz="4"/>
+            </w:tcBorders>
+            <w:tcMar>
+              <w:top w:type="dxa" w:w="60"/>
+              <w:left w:type="dxa" w:w="100"/>
+              <w:bottom w:type="dxa" w:w="60"/>
+              <w:right w:type="dxa" w:w="100"/>
+            </w:tcMar>
+          </w:tcPr>
+          <w:p>
+            <w:pPr>
+              <w:spacing w:after="0" w:before="0"/>
+            </w:pPr>
+            <w:r>
+              <w:rPr>
+                <w:color w:val="222222"/>
+                <w:sz w:val="18"/>
+                <w:szCs w:val="18"/>
+              </w:rPr>
+              <w:t xml:space="preserve">ARDSNet [10]</w:t>
+            </w:r>
+          </w:p>
+        </w:tc>
+      </w:tr>
+      <w:tr>
+        <w:tc>
+          <w:tcPr>
+            <w:tcW w:type="dxa" w:w="1336"/>
+            <w:tcBorders>
+              <w:top w:val="single" w:color="C9D6DA" w:sz="4"/>
+              <w:left w:val="single" w:color="C9D6DA" w:sz="4"/>
+              <w:bottom w:val="single" w:color="C9D6DA" w:sz="4"/>
+              <w:right w:val="single" w:color="C9D6DA" w:sz="4"/>
+            </w:tcBorders>
+            <w:shd w:fill="F5FAFB" w:val="clear"/>
+            <w:tcMar>
+              <w:top w:type="dxa" w:w="60"/>
+              <w:left w:type="dxa" w:w="100"/>
+              <w:bottom w:type="dxa" w:w="60"/>
+              <w:right w:type="dxa" w:w="100"/>
+            </w:tcMar>
+          </w:tcPr>
+          <w:p>
+            <w:pPr>
+              <w:spacing w:after="0" w:before="0"/>
+            </w:pPr>
+            <w:r>
+              <w:rPr>
+                <w:b/>
+                <w:bCs/>
+                <w:color w:val="222222"/>
+                <w:sz w:val="18"/>
+                <w:szCs w:val="18"/>
+              </w:rPr>
+              <w:t xml:space="preserve">VT teórico</w:t>
+            </w:r>
+          </w:p>
+        </w:tc>
+        <w:tc>
+          <w:tcPr>
+            <w:tcW w:type="dxa" w:w="5726"/>
+            <w:tcBorders>
+              <w:top w:val="single" w:color="C9D6DA" w:sz="4"/>
+              <w:left w:val="single" w:color="C9D6DA" w:sz="4"/>
+              <w:bottom w:val="single" w:color="C9D6DA" w:sz="4"/>
+              <w:right w:val="single" w:color="C9D6DA" w:sz="4"/>
+            </w:tcBorders>
+            <w:shd w:fill="F5FAFB" w:val="clear"/>
+            <w:tcMar>
+              <w:top w:type="dxa" w:w="60"/>
+              <w:left w:type="dxa" w:w="100"/>
+              <w:bottom w:type="dxa" w:w="60"/>
+              <w:right w:type="dxa" w:w="100"/>
+            </w:tcMar>
+          </w:tcPr>
+          <w:p>
+            <w:pPr>
+              <w:spacing w:after="0" w:before="0"/>
+            </w:pPr>
+            <w:r>
+              <w:rPr>
+                <w:color w:val="222222"/>
+                <w:sz w:val="18"/>
+                <w:szCs w:val="18"/>
+              </w:rPr>
+              <w:t xml:space="preserve">PBW × 7 ml/kg (punto medio del rango fisiológico 6–8)</w:t>
+            </w:r>
+          </w:p>
+        </w:tc>
+        <w:tc>
+          <w:tcPr>
+            <w:tcW w:type="dxa" w:w="2576"/>
+            <w:tcBorders>
+              <w:top w:val="single" w:color="C9D6DA" w:sz="4"/>
+              <w:left w:val="single" w:color="C9D6DA" w:sz="4"/>
+              <w:bottom w:val="single" w:color="C9D6DA" w:sz="4"/>
+              <w:right w:val="single" w:color="C9D6DA" w:sz="4"/>
+            </w:tcBorders>
+            <w:shd w:fill="F5FAFB" w:val="clear"/>
+            <w:tcMar>
+              <w:top w:type="dxa" w:w="60"/>
+              <w:left w:type="dxa" w:w="100"/>
+              <w:bottom w:type="dxa" w:w="60"/>
+              <w:right w:type="dxa" w:w="100"/>
+            </w:tcMar>
+          </w:tcPr>
+          <w:p>
+            <w:pPr>
+              <w:spacing w:after="0" w:before="0"/>
+            </w:pPr>
+            <w:r>
+              <w:rPr>
+                <w:color w:val="222222"/>
+                <w:sz w:val="18"/>
+                <w:szCs w:val="18"/>
+              </w:rPr>
+              <w:t xml:space="preserve">ARDSNet [10]</w:t>
+            </w:r>
+          </w:p>
+        </w:tc>
+      </w:tr>
+      <w:tr>
+        <w:tc>
+          <w:tcPr>
+            <w:tcW w:type="dxa" w:w="1336"/>
+            <w:tcBorders>
+              <w:top w:val="single" w:color="C9D6DA" w:sz="4"/>
+              <w:left w:val="single" w:color="C9D6DA" w:sz="4"/>
+              <w:bottom w:val="single" w:color="C9D6DA" w:sz="4"/>
+              <w:right w:val="single" w:color="C9D6DA" w:sz="4"/>
+            </w:tcBorders>
+            <w:tcMar>
+              <w:top w:type="dxa" w:w="60"/>
+              <w:left w:type="dxa" w:w="100"/>
+              <w:bottom w:type="dxa" w:w="60"/>
+              <w:right w:type="dxa" w:w="100"/>
+            </w:tcMar>
+          </w:tcPr>
+          <w:p>
+            <w:pPr>
+              <w:spacing w:after="0" w:before="0"/>
+            </w:pPr>
+            <w:r>
+              <w:rPr>
+                <w:b/>
+                <w:bCs/>
+                <w:color w:val="222222"/>
+                <w:sz w:val="18"/>
+                <w:szCs w:val="18"/>
+              </w:rPr>
+              <w:t xml:space="preserve">CV teórica</w:t>
+            </w:r>
+          </w:p>
+        </w:tc>
+        <w:tc>
+          <w:tcPr>
+            <w:tcW w:type="dxa" w:w="5726"/>
+            <w:tcBorders>
+              <w:top w:val="single" w:color="C9D6DA" w:sz="4"/>
+              <w:left w:val="single" w:color="C9D6DA" w:sz="4"/>
+              <w:bottom w:val="single" w:color="C9D6DA" w:sz="4"/>
+              <w:right w:val="single" w:color="C9D6DA" w:sz="4"/>
+            </w:tcBorders>
+            <w:tcMar>
+              <w:top w:type="dxa" w:w="60"/>
+              <w:left w:type="dxa" w:w="100"/>
+              <w:bottom w:type="dxa" w:w="60"/>
+              <w:right w:type="dxa" w:w="100"/>
+            </w:tcMar>
+          </w:tcPr>
+          <w:p>
+            <w:pPr>
+              <w:spacing w:after="0" w:before="0"/>
+            </w:pPr>
+            <w:r>
+              <w:rPr>
+                <w:color w:val="222222"/>
+                <w:sz w:val="18"/>
+                <w:szCs w:val="18"/>
+              </w:rPr>
+              <w:t xml:space="preserve">Varón: 0,052×talla −0,022×edad −3,60 · Mujer: 0,041×talla −0,018×edad −2,69 (L)</w:t>
+            </w:r>
+          </w:p>
+        </w:tc>
+        <w:tc>
+          <w:tcPr>
+            <w:tcW w:type="dxa" w:w="2576"/>
+            <w:tcBorders>
+              <w:top w:val="single" w:color="C9D6DA" w:sz="4"/>
+              <w:left w:val="single" w:color="C9D6DA" w:sz="4"/>
+              <w:bottom w:val="single" w:color="C9D6DA" w:sz="4"/>
+              <w:right w:val="single" w:color="C9D6DA" w:sz="4"/>
+            </w:tcBorders>
+            <w:tcMar>
+              <w:top w:type="dxa" w:w="60"/>
+              <w:left w:type="dxa" w:w="100"/>
+              <w:bottom w:type="dxa" w:w="60"/>
+              <w:right w:type="dxa" w:w="100"/>
+            </w:tcMar>
+          </w:tcPr>
+          <w:p>
+            <w:pPr>
+              <w:spacing w:after="0" w:before="0"/>
+            </w:pPr>
+            <w:r>
+              <w:rPr>
+                <w:color w:val="222222"/>
+                <w:sz w:val="18"/>
+                <w:szCs w:val="18"/>
+              </w:rPr>
+              <w:t xml:space="preserve">Knudson 1976 [27]</w:t>
+            </w:r>
+          </w:p>
+        </w:tc>
+      </w:tr>
+      <w:tr>
+        <w:tc>
+          <w:tcPr>
+            <w:tcW w:type="dxa" w:w="1336"/>
+            <w:tcBorders>
+              <w:top w:val="single" w:color="C9D6DA" w:sz="4"/>
+              <w:left w:val="single" w:color="C9D6DA" w:sz="4"/>
+              <w:bottom w:val="single" w:color="C9D6DA" w:sz="4"/>
+              <w:right w:val="single" w:color="C9D6DA" w:sz="4"/>
+            </w:tcBorders>
+            <w:shd w:fill="F5FAFB" w:val="clear"/>
+            <w:tcMar>
+              <w:top w:type="dxa" w:w="60"/>
+              <w:left w:type="dxa" w:w="100"/>
+              <w:bottom w:type="dxa" w:w="60"/>
+              <w:right w:type="dxa" w:w="100"/>
+            </w:tcMar>
+          </w:tcPr>
+          <w:p>
+            <w:pPr>
+              <w:spacing w:after="0" w:before="0"/>
+            </w:pPr>
+            <w:r>
+              <w:rPr>
+                <w:b/>
+                <w:bCs/>
+                <w:color w:val="222222"/>
+                <w:sz w:val="18"/>
+                <w:szCs w:val="18"/>
+              </w:rPr>
+              <w:t xml:space="preserve">VR teórico</w:t>
+            </w:r>
+          </w:p>
+        </w:tc>
+        <w:tc>
+          <w:tcPr>
+            <w:tcW w:type="dxa" w:w="5726"/>
+            <w:tcBorders>
+              <w:top w:val="single" w:color="C9D6DA" w:sz="4"/>
+              <w:left w:val="single" w:color="C9D6DA" w:sz="4"/>
+              <w:bottom w:val="single" w:color="C9D6DA" w:sz="4"/>
+              <w:right w:val="single" w:color="C9D6DA" w:sz="4"/>
+            </w:tcBorders>
+            <w:shd w:fill="F5FAFB" w:val="clear"/>
+            <w:tcMar>
+              <w:top w:type="dxa" w:w="60"/>
+              <w:left w:type="dxa" w:w="100"/>
+              <w:bottom w:type="dxa" w:w="60"/>
+              <w:right w:type="dxa" w:w="100"/>
+            </w:tcMar>
+          </w:tcPr>
+          <w:p>
+            <w:pPr>
+              <w:spacing w:after="0" w:before="0"/>
+            </w:pPr>
+            <w:r>
+              <w:rPr>
+                <w:color w:val="222222"/>
+                <w:sz w:val="18"/>
+                <w:szCs w:val="18"/>
+              </w:rPr>
+              <w:t xml:space="preserve">Varón: 1,31×talla(m) +0,022×edad −1,23 · Mujer: 1,81×talla(m) +0,016×edad −2,00 (L)</w:t>
+            </w:r>
+          </w:p>
+        </w:tc>
+        <w:tc>
+          <w:tcPr>
+            <w:tcW w:type="dxa" w:w="2576"/>
+            <w:tcBorders>
+              <w:top w:val="single" w:color="C9D6DA" w:sz="4"/>
+              <w:left w:val="single" w:color="C9D6DA" w:sz="4"/>
+              <w:bottom w:val="single" w:color="C9D6DA" w:sz="4"/>
+              <w:right w:val="single" w:color="C9D6DA" w:sz="4"/>
+            </w:tcBorders>
+            <w:shd w:fill="F5FAFB" w:val="clear"/>
+            <w:tcMar>
+              <w:top w:type="dxa" w:w="60"/>
+              <w:left w:type="dxa" w:w="100"/>
+              <w:bottom w:type="dxa" w:w="60"/>
+              <w:right w:type="dxa" w:w="100"/>
+            </w:tcMar>
+          </w:tcPr>
+          <w:p>
+            <w:pPr>
+              <w:spacing w:after="0" w:before="0"/>
+            </w:pPr>
+            <w:r>
+              <w:rPr>
+                <w:color w:val="222222"/>
+                <w:sz w:val="18"/>
+                <w:szCs w:val="18"/>
+              </w:rPr>
+              <w:t xml:space="preserve">ECSC/ERS, Quanjer 1993 [28]</w:t>
+            </w:r>
+          </w:p>
+        </w:tc>
+      </w:tr>
+      <w:tr>
+        <w:tc>
+          <w:tcPr>
+            <w:tcW w:type="dxa" w:w="1336"/>
+            <w:tcBorders>
+              <w:top w:val="single" w:color="C9D6DA" w:sz="4"/>
+              <w:left w:val="single" w:color="C9D6DA" w:sz="4"/>
+              <w:bottom w:val="single" w:color="C9D6DA" w:sz="4"/>
+              <w:right w:val="single" w:color="C9D6DA" w:sz="4"/>
+            </w:tcBorders>
+            <w:tcMar>
+              <w:top w:type="dxa" w:w="60"/>
+              <w:left w:type="dxa" w:w="100"/>
+              <w:bottom w:type="dxa" w:w="60"/>
+              <w:right w:type="dxa" w:w="100"/>
+            </w:tcMar>
+          </w:tcPr>
+          <w:p>
+            <w:pPr>
+              <w:spacing w:after="0" w:before="0"/>
+            </w:pPr>
+            <w:r>
+              <w:rPr>
+                <w:b/>
+                <w:bCs/>
+                <w:color w:val="222222"/>
+                <w:sz w:val="18"/>
+                <w:szCs w:val="18"/>
+              </w:rPr>
+              <w:t xml:space="preserve">Reparto</w:t>
+            </w:r>
+          </w:p>
+        </w:tc>
+        <w:tc>
+          <w:tcPr>
+            <w:tcW w:type="dxa" w:w="5726"/>
+            <w:tcBorders>
+              <w:top w:val="single" w:color="C9D6DA" w:sz="4"/>
+              <w:left w:val="single" w:color="C9D6DA" w:sz="4"/>
+              <w:bottom w:val="single" w:color="C9D6DA" w:sz="4"/>
+              <w:right w:val="single" w:color="C9D6DA" w:sz="4"/>
+            </w:tcBorders>
+            <w:tcMar>
+              <w:top w:type="dxa" w:w="60"/>
+              <w:left w:type="dxa" w:w="100"/>
+              <w:bottom w:type="dxa" w:w="60"/>
+              <w:right w:type="dxa" w:w="100"/>
+            </w:tcMar>
+          </w:tcPr>
+          <w:p>
+            <w:pPr>
+              <w:spacing w:after="0" w:before="0"/>
+            </w:pPr>
+            <w:r>
+              <w:rPr>
+                <w:color w:val="222222"/>
+                <w:sz w:val="18"/>
+                <w:szCs w:val="18"/>
+              </w:rPr>
+              <w:t xml:space="preserve">VRE = 25% de la CV (proporción del adulto tipo); VRI = CV − VT − VRE; CRF = VR+VRE; CPT = CV+VR</w:t>
+            </w:r>
+          </w:p>
+        </w:tc>
+        <w:tc>
+          <w:tcPr>
+            <w:tcW w:type="dxa" w:w="2576"/>
+            <w:tcBorders>
+              <w:top w:val="single" w:color="C9D6DA" w:sz="4"/>
+              <w:left w:val="single" w:color="C9D6DA" w:sz="4"/>
+              <w:bottom w:val="single" w:color="C9D6DA" w:sz="4"/>
+              <w:right w:val="single" w:color="C9D6DA" w:sz="4"/>
+            </w:tcBorders>
+            <w:tcMar>
+              <w:top w:type="dxa" w:w="60"/>
+              <w:left w:type="dxa" w:w="100"/>
+              <w:bottom w:type="dxa" w:w="60"/>
+              <w:right w:type="dxa" w:w="100"/>
+            </w:tcMar>
+          </w:tcPr>
+          <w:p>
+            <w:pPr>
+              <w:spacing w:after="0" w:before="0"/>
+            </w:pPr>
+            <w:r>
+              <w:rPr>
+                <w:color w:val="222222"/>
+                <w:sz w:val="18"/>
+                <w:szCs w:val="18"/>
+              </w:rPr>
+              <w:t xml:space="preserve">Fisiología clásica (West)</w:t>
+            </w:r>
+          </w:p>
+        </w:tc>
+      </w:tr>
+    </w:tbl>
+    <w:p>
+      <w:pPr>
+        <w:spacing w:after="120"/>
+      </w:pPr>
+    </w:p>
+    <w:p>
+      <w:pPr>
+        <w:spacing w:after="100"/>
+      </w:pPr>
+      <w:r>
+        <w:t xml:space="preserve">Validez: edad 16–100 años, talla 130–220 cm; fuera de rango la app no muestra valores.</w:t>
+      </w:r>
     </w:p>
     <w:p>
       <w:pPr>
@@ -14341,6 +15094,45 @@
       </w:pPr>
       <w:r>
         <w:t xml:space="preserve">Carrera Cueva C et al. Cap. 1309 Ventilación Mecánica No Invasiva (manual de urgencias, "RespVMNI").</w:t>
+      </w:r>
+    </w:p>
+    <w:p>
+      <w:pPr>
+        <w:pStyle w:val="ListParagraph"/>
+        <w:numPr>
+          <w:ilvl w:val="0"/>
+          <w:numId w:val="2"/>
+        </w:numPr>
+        <w:spacing w:after="60"/>
+      </w:pPr>
+      <w:r>
+        <w:t xml:space="preserve">Berend K, de Vries APJ, Gans ROB. Physiological approach to assessment of acid-base disturbances. N Engl J Med 2014;371:1434-1445.</w:t>
+      </w:r>
+    </w:p>
+    <w:p>
+      <w:pPr>
+        <w:pStyle w:val="ListParagraph"/>
+        <w:numPr>
+          <w:ilvl w:val="0"/>
+          <w:numId w:val="2"/>
+        </w:numPr>
+        <w:spacing w:after="60"/>
+      </w:pPr>
+      <w:r>
+        <w:t xml:space="preserve">Knudson RJ et al. The maximal expiratory flow-volume curve: normal standards, variability, and effects of age. Am Rev Respir Dis 1976;113:587-600.</w:t>
+      </w:r>
+    </w:p>
+    <w:p>
+      <w:pPr>
+        <w:pStyle w:val="ListParagraph"/>
+        <w:numPr>
+          <w:ilvl w:val="0"/>
+          <w:numId w:val="2"/>
+        </w:numPr>
+        <w:spacing w:after="60"/>
+      </w:pPr>
+      <w:r>
+        <w:t xml:space="preserve">Quanjer PH et al. Lung volumes and forced ventilatory flows. Official Statement of the European Respiratory Society. Eur Respir J 1993;6(Supl 16):5-40.</w:t>
       </w:r>
     </w:p>
     <w:p>

--- a/docs/BASE_PUBLICA.docx
+++ b/docs/BASE_PUBLICA.docx
@@ -284,7 +284,7 @@
           </w:pPr>
           <w:hyperlink w:history="1" w:anchor="_Toc5">
             <w:r>
-              <w:t xml:space="preserve">5. Elección de modo</w:t>
+              <w:t xml:space="preserve">5. Modos ventilatorios en VMNI</w:t>
             </w:r>
             <w:r>
               <w:tab/>
@@ -8934,9 +8934,72 @@
       </w:pPr>
       <w:bookmarkStart w:name="_Toc5" w:id="5"/>
       <w:r>
-        <w:t xml:space="preserve">5. Elección de modo</w:t>
+        <w:t xml:space="preserve">5. Modos ventilatorios en VMNI</w:t>
       </w:r>
       <w:bookmarkEnd w:id="5"/>
+    </w:p>
+    <w:p>
+      <w:pPr>
+        <w:pBdr>
+          <w:left w:val="single" w:color="2A7F8E" w:sz="24"/>
+        </w:pBdr>
+        <w:shd w:fill="EAF3F5" w:val="clear"/>
+        <w:spacing w:after="60" w:before="60"/>
+        <w:ind w:left="360"/>
+      </w:pPr>
+      <w:r>
+        <w:rPr>
+          <w:color w:val="333333"/>
+          <w:sz w:val="19"/>
+          <w:szCs w:val="19"/>
+        </w:rPr>
+        <w:t xml:space="preserve">Añadido el 27-10-2026. La recomendación de modo por escenario (§5.3) y las reglas de cambio</w:t>
+      </w:r>
+    </w:p>
+    <w:p>
+      <w:pPr>
+        <w:pBdr>
+          <w:left w:val="single" w:color="2A7F8E" w:sz="24"/>
+        </w:pBdr>
+        <w:shd w:fill="EAF3F5" w:val="clear"/>
+        <w:spacing w:after="60" w:before="60"/>
+        <w:ind w:left="360"/>
+      </w:pPr>
+      <w:r>
+        <w:rPr>
+          <w:color w:val="333333"/>
+          <w:sz w:val="19"/>
+          <w:szCs w:val="19"/>
+        </w:rPr>
+        <w:t xml:space="preserve">según evolución (§5.4) alimentan el motor de la app → decisiones abiertas </w:t>
+      </w:r>
+      <w:r>
+        <w:rPr>
+          <w:b/>
+          <w:bCs/>
+          <w:color w:val="333333"/>
+          <w:sz w:val="19"/>
+          <w:szCs w:val="19"/>
+        </w:rPr>
+        <w:t xml:space="preserve">pendiente de revisión, pendiente de revisión y pendiente de revisión</w:t>
+      </w:r>
+      <w:r>
+        <w:rPr>
+          <w:color w:val="333333"/>
+          <w:sz w:val="19"/>
+          <w:szCs w:val="19"/>
+        </w:rPr>
+        <w:t xml:space="preserve"> (§14).</w:t>
+      </w:r>
+    </w:p>
+    <w:p>
+      <w:pPr>
+        <w:pStyle w:val="Heading3"/>
+        <w:spacing w:after="140" w:before="280"/>
+      </w:pPr>
+      <w:r>
+        <w:t xml:space="preserve">5.1 Los pilares (los modos del día a día)</w:t>
+      </w:r>
     </w:p>
     <w:tbl>
       <w:tblPr>
@@ -8951,9 +9014,10 @@
         </w:tblBorders>
       </w:tblPr>
       <w:tblGrid>
-        <w:gridCol w:w="2691"/>
-        <w:gridCol w:w="3755"/>
-        <w:gridCol w:w="3192"/>
+        <w:gridCol w:w="1455"/>
+        <w:gridCol w:w="2728"/>
+        <w:gridCol w:w="2728"/>
+        <w:gridCol w:w="2727"/>
       </w:tblGrid>
       <w:tr>
         <w:trPr>
@@ -8961,7 +9025,7 @@
         </w:trPr>
         <w:tc>
           <w:tcPr>
-            <w:tcW w:type="dxa" w:w="2691"/>
+            <w:tcW w:type="dxa" w:w="1455"/>
             <w:tcBorders>
               <w:top w:val="single" w:color="C9D6DA" w:sz="4"/>
               <w:left w:val="single" w:color="C9D6DA" w:sz="4"/>
@@ -8988,13 +9052,13 @@
                 <w:sz w:val="18"/>
                 <w:szCs w:val="18"/>
               </w:rPr>
-              <w:t xml:space="preserve">Situación</w:t>
-            </w:r>
-          </w:p>
-        </w:tc>
-        <w:tc>
-          <w:tcPr>
-            <w:tcW w:type="dxa" w:w="3755"/>
+              <w:t xml:space="preserve">Modo</w:t>
+            </w:r>
+          </w:p>
+        </w:tc>
+        <w:tc>
+          <w:tcPr>
+            <w:tcW w:type="dxa" w:w="2728"/>
             <w:tcBorders>
               <w:top w:val="single" w:color="C9D6DA" w:sz="4"/>
               <w:left w:val="single" w:color="C9D6DA" w:sz="4"/>
@@ -9021,13 +9085,13 @@
                 <w:sz w:val="18"/>
                 <w:szCs w:val="18"/>
               </w:rPr>
-              <w:t xml:space="preserve">Modo de elección</w:t>
-            </w:r>
-          </w:p>
-        </w:tc>
-        <w:tc>
-          <w:tcPr>
-            <w:tcW w:type="dxa" w:w="3192"/>
+              <w:t xml:space="preserve">Qué hace</w:t>
+            </w:r>
+          </w:p>
+        </w:tc>
+        <w:tc>
+          <w:tcPr>
+            <w:tcW w:type="dxa" w:w="2728"/>
             <w:tcBorders>
               <w:top w:val="single" w:color="C9D6DA" w:sz="4"/>
               <w:left w:val="single" w:color="C9D6DA" w:sz="4"/>
@@ -9054,7 +9118,40 @@
                 <w:sz w:val="18"/>
                 <w:szCs w:val="18"/>
               </w:rPr>
-              <w:t xml:space="preserve">Razón</w:t>
+              <w:t xml:space="preserve">Indicación típica</w:t>
+            </w:r>
+          </w:p>
+        </w:tc>
+        <w:tc>
+          <w:tcPr>
+            <w:tcW w:type="dxa" w:w="2727"/>
+            <w:tcBorders>
+              <w:top w:val="single" w:color="C9D6DA" w:sz="4"/>
+              <w:left w:val="single" w:color="C9D6DA" w:sz="4"/>
+              <w:bottom w:val="single" w:color="C9D6DA" w:sz="4"/>
+              <w:right w:val="single" w:color="C9D6DA" w:sz="4"/>
+            </w:tcBorders>
+            <w:shd w:fill="0F4C5C" w:val="clear"/>
+            <w:tcMar>
+              <w:top w:type="dxa" w:w="60"/>
+              <w:left w:type="dxa" w:w="100"/>
+              <w:bottom w:type="dxa" w:w="60"/>
+              <w:right w:type="dxa" w:w="100"/>
+            </w:tcMar>
+          </w:tcPr>
+          <w:p>
+            <w:pPr>
+              <w:spacing w:after="0" w:before="0"/>
+            </w:pPr>
+            <w:r>
+              <w:rPr>
+                <w:b/>
+                <w:bCs/>
+                <w:color w:val="FFFFFF"/>
+                <w:sz w:val="18"/>
+                <w:szCs w:val="18"/>
+              </w:rPr>
+              <w:t xml:space="preserve">En el parque del área</w:t>
             </w:r>
           </w:p>
         </w:tc>
@@ -9062,37 +9159,7 @@
       <w:tr>
         <w:tc>
           <w:tcPr>
-            <w:tcW w:type="dxa" w:w="2691"/>
-            <w:tcBorders>
-              <w:top w:val="single" w:color="C9D6DA" w:sz="4"/>
-              <w:left w:val="single" w:color="C9D6DA" w:sz="4"/>
-              <w:bottom w:val="single" w:color="C9D6DA" w:sz="4"/>
-              <w:right w:val="single" w:color="C9D6DA" w:sz="4"/>
-            </w:tcBorders>
-            <w:tcMar>
-              <w:top w:type="dxa" w:w="60"/>
-              <w:left w:type="dxa" w:w="100"/>
-              <w:bottom w:type="dxa" w:w="60"/>
-              <w:right w:type="dxa" w:w="100"/>
-            </w:tcMar>
-          </w:tcPr>
-          <w:p>
-            <w:pPr>
-              <w:spacing w:after="0" w:before="0"/>
-            </w:pPr>
-            <w:r>
-              <w:rPr>
-                <w:color w:val="222222"/>
-                <w:sz w:val="18"/>
-                <w:szCs w:val="18"/>
-              </w:rPr>
-              <w:t xml:space="preserve">Fallo hipercápnico (EPOC, SHO, restrictivo)</w:t>
-            </w:r>
-          </w:p>
-        </w:tc>
-        <w:tc>
-          <w:tcPr>
-            <w:tcW w:type="dxa" w:w="3755"/>
+            <w:tcW w:type="dxa" w:w="1455"/>
             <w:tcBorders>
               <w:top w:val="single" w:color="C9D6DA" w:sz="4"/>
               <w:left w:val="single" w:color="C9D6DA" w:sz="4"/>
@@ -9118,45 +9185,97 @@
                 <w:sz w:val="18"/>
                 <w:szCs w:val="18"/>
               </w:rPr>
-              <w:t xml:space="preserve">Binivel S/T</w:t>
-            </w:r>
-            <w:r>
-              <w:rPr>
-                <w:color w:val="222222"/>
-                <w:sz w:val="18"/>
-                <w:szCs w:val="18"/>
-              </w:rPr>
-              <w:t xml:space="preserve"> (presión de soporte + EPAP, con FR de respaldo)</w:t>
-            </w:r>
-          </w:p>
-        </w:tc>
-        <w:tc>
-          <w:tcPr>
-            <w:tcW w:type="dxa" w:w="3192"/>
-            <w:tcBorders>
-              <w:top w:val="single" w:color="C9D6DA" w:sz="4"/>
-              <w:left w:val="single" w:color="C9D6DA" w:sz="4"/>
-              <w:bottom w:val="single" w:color="C9D6DA" w:sz="4"/>
-              <w:right w:val="single" w:color="C9D6DA" w:sz="4"/>
-            </w:tcBorders>
-            <w:tcMar>
-              <w:top w:type="dxa" w:w="60"/>
-              <w:left w:type="dxa" w:w="100"/>
-              <w:bottom w:type="dxa" w:w="60"/>
-              <w:right w:type="dxa" w:w="100"/>
-            </w:tcMar>
-          </w:tcPr>
-          <w:p>
-            <w:pPr>
-              <w:spacing w:after="0" w:before="0"/>
-            </w:pPr>
-            <w:r>
-              <w:rPr>
-                <w:color w:val="222222"/>
-                <w:sz w:val="18"/>
-                <w:szCs w:val="18"/>
-              </w:rPr>
-              <w:t xml:space="preserve">Descarga musculatura y barre CO2 (consenso p.81-82)</w:t>
+              <w:t xml:space="preserve">CPAP</w:t>
+            </w:r>
+          </w:p>
+        </w:tc>
+        <w:tc>
+          <w:tcPr>
+            <w:tcW w:type="dxa" w:w="2728"/>
+            <w:tcBorders>
+              <w:top w:val="single" w:color="C9D6DA" w:sz="4"/>
+              <w:left w:val="single" w:color="C9D6DA" w:sz="4"/>
+              <w:bottom w:val="single" w:color="C9D6DA" w:sz="4"/>
+              <w:right w:val="single" w:color="C9D6DA" w:sz="4"/>
+            </w:tcBorders>
+            <w:tcMar>
+              <w:top w:type="dxa" w:w="60"/>
+              <w:left w:type="dxa" w:w="100"/>
+              <w:bottom w:type="dxa" w:w="60"/>
+              <w:right w:type="dxa" w:w="100"/>
+            </w:tcMar>
+          </w:tcPr>
+          <w:p>
+            <w:pPr>
+              <w:spacing w:after="0" w:before="0"/>
+            </w:pPr>
+            <w:r>
+              <w:rPr>
+                <w:color w:val="222222"/>
+                <w:sz w:val="18"/>
+                <w:szCs w:val="18"/>
+              </w:rPr>
+              <w:t xml:space="preserve">Una sola presión continua. No ventila: recluta alveolos, oxigena y descarga el ventrículo izquierdo</w:t>
+            </w:r>
+          </w:p>
+        </w:tc>
+        <w:tc>
+          <w:tcPr>
+            <w:tcW w:type="dxa" w:w="2728"/>
+            <w:tcBorders>
+              <w:top w:val="single" w:color="C9D6DA" w:sz="4"/>
+              <w:left w:val="single" w:color="C9D6DA" w:sz="4"/>
+              <w:bottom w:val="single" w:color="C9D6DA" w:sz="4"/>
+              <w:right w:val="single" w:color="C9D6DA" w:sz="4"/>
+            </w:tcBorders>
+            <w:tcMar>
+              <w:top w:type="dxa" w:w="60"/>
+              <w:left w:type="dxa" w:w="100"/>
+              <w:bottom w:type="dxa" w:w="60"/>
+              <w:right w:type="dxa" w:w="100"/>
+            </w:tcMar>
+          </w:tcPr>
+          <w:p>
+            <w:pPr>
+              <w:spacing w:after="0" w:before="0"/>
+            </w:pPr>
+            <w:r>
+              <w:rPr>
+                <w:color w:val="222222"/>
+                <w:sz w:val="18"/>
+                <w:szCs w:val="18"/>
+              </w:rPr>
+              <w:t xml:space="preserve">EAP (equivalente a binivel en mortalidad e intubación); hipoxemia con shunt reclutable</w:t>
+            </w:r>
+          </w:p>
+        </w:tc>
+        <w:tc>
+          <w:tcPr>
+            <w:tcW w:type="dxa" w:w="2727"/>
+            <w:tcBorders>
+              <w:top w:val="single" w:color="C9D6DA" w:sz="4"/>
+              <w:left w:val="single" w:color="C9D6DA" w:sz="4"/>
+              <w:bottom w:val="single" w:color="C9D6DA" w:sz="4"/>
+              <w:right w:val="single" w:color="C9D6DA" w:sz="4"/>
+            </w:tcBorders>
+            <w:tcMar>
+              <w:top w:type="dxa" w:w="60"/>
+              <w:left w:type="dxa" w:w="100"/>
+              <w:bottom w:type="dxa" w:w="60"/>
+              <w:right w:type="dxa" w:w="100"/>
+            </w:tcMar>
+          </w:tcPr>
+          <w:p>
+            <w:pPr>
+              <w:spacing w:after="0" w:before="0"/>
+            </w:pPr>
+            <w:r>
+              <w:rPr>
+                <w:color w:val="222222"/>
+                <w:sz w:val="18"/>
+                <w:szCs w:val="18"/>
+              </w:rPr>
+              <w:t xml:space="preserve">V60 · Vivo 50/60 · VITAE 40 · Boussignac</w:t>
             </w:r>
           </w:p>
         </w:tc>
@@ -9164,38 +9283,7 @@
       <w:tr>
         <w:tc>
           <w:tcPr>
-            <w:tcW w:type="dxa" w:w="2691"/>
-            <w:tcBorders>
-              <w:top w:val="single" w:color="C9D6DA" w:sz="4"/>
-              <w:left w:val="single" w:color="C9D6DA" w:sz="4"/>
-              <w:bottom w:val="single" w:color="C9D6DA" w:sz="4"/>
-              <w:right w:val="single" w:color="C9D6DA" w:sz="4"/>
-            </w:tcBorders>
-            <w:shd w:fill="F5FAFB" w:val="clear"/>
-            <w:tcMar>
-              <w:top w:type="dxa" w:w="60"/>
-              <w:left w:type="dxa" w:w="100"/>
-              <w:bottom w:type="dxa" w:w="60"/>
-              <w:right w:type="dxa" w:w="100"/>
-            </w:tcMar>
-          </w:tcPr>
-          <w:p>
-            <w:pPr>
-              <w:spacing w:after="0" w:before="0"/>
-            </w:pPr>
-            <w:r>
-              <w:rPr>
-                <w:color w:val="222222"/>
-                <w:sz w:val="18"/>
-                <w:szCs w:val="18"/>
-              </w:rPr>
-              <w:t xml:space="preserve">EAP</w:t>
-            </w:r>
-          </w:p>
-        </w:tc>
-        <w:tc>
-          <w:tcPr>
-            <w:tcW w:type="dxa" w:w="3755"/>
+            <w:tcW w:type="dxa" w:w="1455"/>
             <w:tcBorders>
               <w:top w:val="single" w:color="C9D6DA" w:sz="4"/>
               <w:left w:val="single" w:color="C9D6DA" w:sz="4"/>
@@ -9222,46 +9310,100 @@
                 <w:sz w:val="18"/>
                 <w:szCs w:val="18"/>
               </w:rPr>
-              <w:t xml:space="preserve">CPAP</w:t>
-            </w:r>
-            <w:r>
-              <w:rPr>
-                <w:color w:val="222222"/>
-                <w:sz w:val="18"/>
-                <w:szCs w:val="18"/>
-              </w:rPr>
-              <w:t xml:space="preserve"> (equivalente a binivel; más simple y barata); binivel si hipercapnia/fatiga</w:t>
-            </w:r>
-          </w:p>
-        </w:tc>
-        <w:tc>
-          <w:tcPr>
-            <w:tcW w:type="dxa" w:w="3192"/>
-            <w:tcBorders>
-              <w:top w:val="single" w:color="C9D6DA" w:sz="4"/>
-              <w:left w:val="single" w:color="C9D6DA" w:sz="4"/>
-              <w:bottom w:val="single" w:color="C9D6DA" w:sz="4"/>
-              <w:right w:val="single" w:color="C9D6DA" w:sz="4"/>
-            </w:tcBorders>
-            <w:shd w:fill="F5FAFB" w:val="clear"/>
-            <w:tcMar>
-              <w:top w:type="dxa" w:w="60"/>
-              <w:left w:type="dxa" w:w="100"/>
-              <w:bottom w:type="dxa" w:w="60"/>
-              <w:right w:type="dxa" w:w="100"/>
-            </w:tcMar>
-          </w:tcPr>
-          <w:p>
-            <w:pPr>
-              <w:spacing w:after="0" w:before="0"/>
-            </w:pPr>
-            <w:r>
-              <w:rPr>
-                <w:color w:val="222222"/>
-                <w:sz w:val="18"/>
-                <w:szCs w:val="18"/>
-              </w:rPr>
-              <w:t xml:space="preserve">ERS/ATS Q2a; Masip 2018</w:t>
+              <w:t xml:space="preserve">S (espontáneo)</w:t>
+            </w:r>
+          </w:p>
+        </w:tc>
+        <w:tc>
+          <w:tcPr>
+            <w:tcW w:type="dxa" w:w="2728"/>
+            <w:tcBorders>
+              <w:top w:val="single" w:color="C9D6DA" w:sz="4"/>
+              <w:left w:val="single" w:color="C9D6DA" w:sz="4"/>
+              <w:bottom w:val="single" w:color="C9D6DA" w:sz="4"/>
+              <w:right w:val="single" w:color="C9D6DA" w:sz="4"/>
+            </w:tcBorders>
+            <w:shd w:fill="F5FAFB" w:val="clear"/>
+            <w:tcMar>
+              <w:top w:type="dxa" w:w="60"/>
+              <w:left w:type="dxa" w:w="100"/>
+              <w:bottom w:type="dxa" w:w="60"/>
+              <w:right w:type="dxa" w:w="100"/>
+            </w:tcMar>
+          </w:tcPr>
+          <w:p>
+            <w:pPr>
+              <w:spacing w:after="0" w:before="0"/>
+            </w:pPr>
+            <w:r>
+              <w:rPr>
+                <w:color w:val="222222"/>
+                <w:sz w:val="18"/>
+                <w:szCs w:val="18"/>
+              </w:rPr>
+              <w:t xml:space="preserve">Binivel puro: el paciente dispara y cicla todos los ciclos (presión de soporte sobre EPAP)</w:t>
+            </w:r>
+          </w:p>
+        </w:tc>
+        <w:tc>
+          <w:tcPr>
+            <w:tcW w:type="dxa" w:w="2728"/>
+            <w:tcBorders>
+              <w:top w:val="single" w:color="C9D6DA" w:sz="4"/>
+              <w:left w:val="single" w:color="C9D6DA" w:sz="4"/>
+              <w:bottom w:val="single" w:color="C9D6DA" w:sz="4"/>
+              <w:right w:val="single" w:color="C9D6DA" w:sz="4"/>
+            </w:tcBorders>
+            <w:shd w:fill="F5FAFB" w:val="clear"/>
+            <w:tcMar>
+              <w:top w:type="dxa" w:w="60"/>
+              <w:left w:type="dxa" w:w="100"/>
+              <w:bottom w:type="dxa" w:w="60"/>
+              <w:right w:type="dxa" w:w="100"/>
+            </w:tcMar>
+          </w:tcPr>
+          <w:p>
+            <w:pPr>
+              <w:spacing w:after="0" w:before="0"/>
+            </w:pPr>
+            <w:r>
+              <w:rPr>
+                <w:color w:val="222222"/>
+                <w:sz w:val="18"/>
+                <w:szCs w:val="18"/>
+              </w:rPr>
+              <w:t xml:space="preserve">Paciente con estímulo respiratorio fiable; en agudos casi siempre se prefiere S/T (respaldo)</w:t>
+            </w:r>
+          </w:p>
+        </w:tc>
+        <w:tc>
+          <w:tcPr>
+            <w:tcW w:type="dxa" w:w="2727"/>
+            <w:tcBorders>
+              <w:top w:val="single" w:color="C9D6DA" w:sz="4"/>
+              <w:left w:val="single" w:color="C9D6DA" w:sz="4"/>
+              <w:bottom w:val="single" w:color="C9D6DA" w:sz="4"/>
+              <w:right w:val="single" w:color="C9D6DA" w:sz="4"/>
+            </w:tcBorders>
+            <w:shd w:fill="F5FAFB" w:val="clear"/>
+            <w:tcMar>
+              <w:top w:type="dxa" w:w="60"/>
+              <w:left w:type="dxa" w:w="100"/>
+              <w:bottom w:type="dxa" w:w="60"/>
+              <w:right w:type="dxa" w:w="100"/>
+            </w:tcMar>
+          </w:tcPr>
+          <w:p>
+            <w:pPr>
+              <w:spacing w:after="0" w:before="0"/>
+            </w:pPr>
+            <w:r>
+              <w:rPr>
+                <w:color w:val="222222"/>
+                <w:sz w:val="18"/>
+                <w:szCs w:val="18"/>
+              </w:rPr>
+              <w:t xml:space="preserve">V60 (S) · Vivo 50/60 (PSV sin respaldo)</w:t>
             </w:r>
           </w:p>
         </w:tc>
@@ -9269,91 +9411,133 @@
       <w:tr>
         <w:tc>
           <w:tcPr>
-            <w:tcW w:type="dxa" w:w="2691"/>
-            <w:tcBorders>
-              <w:top w:val="single" w:color="C9D6DA" w:sz="4"/>
-              <w:left w:val="single" w:color="C9D6DA" w:sz="4"/>
-              <w:bottom w:val="single" w:color="C9D6DA" w:sz="4"/>
-              <w:right w:val="single" w:color="C9D6DA" w:sz="4"/>
-            </w:tcBorders>
-            <w:tcMar>
-              <w:top w:type="dxa" w:w="60"/>
-              <w:left w:type="dxa" w:w="100"/>
-              <w:bottom w:type="dxa" w:w="60"/>
-              <w:right w:type="dxa" w:w="100"/>
-            </w:tcMar>
-          </w:tcPr>
-          <w:p>
-            <w:pPr>
-              <w:spacing w:after="0" w:before="0"/>
-            </w:pPr>
-            <w:r>
-              <w:rPr>
-                <w:color w:val="222222"/>
-                <w:sz w:val="18"/>
-                <w:szCs w:val="18"/>
-              </w:rPr>
-              <w:t xml:space="preserve">Hipoxemia de novo</w:t>
-            </w:r>
-          </w:p>
-        </w:tc>
-        <w:tc>
-          <w:tcPr>
-            <w:tcW w:type="dxa" w:w="3755"/>
-            <w:tcBorders>
-              <w:top w:val="single" w:color="C9D6DA" w:sz="4"/>
-              <w:left w:val="single" w:color="C9D6DA" w:sz="4"/>
-              <w:bottom w:val="single" w:color="C9D6DA" w:sz="4"/>
-              <w:right w:val="single" w:color="C9D6DA" w:sz="4"/>
-            </w:tcBorders>
-            <w:tcMar>
-              <w:top w:type="dxa" w:w="60"/>
-              <w:left w:type="dxa" w:w="100"/>
-              <w:bottom w:type="dxa" w:w="60"/>
-              <w:right w:type="dxa" w:w="100"/>
-            </w:tcMar>
-          </w:tcPr>
-          <w:p>
-            <w:pPr>
-              <w:spacing w:after="0" w:before="0"/>
-            </w:pPr>
-            <w:r>
-              <w:rPr>
-                <w:color w:val="222222"/>
-                <w:sz w:val="18"/>
-                <w:szCs w:val="18"/>
-              </w:rPr>
-              <w:t xml:space="preserve">TAFCN 1ª línea; CPAP/VNI (mascarilla o helmet) como alternativa</w:t>
-            </w:r>
-          </w:p>
-        </w:tc>
-        <w:tc>
-          <w:tcPr>
-            <w:tcW w:type="dxa" w:w="3192"/>
-            <w:tcBorders>
-              <w:top w:val="single" w:color="C9D6DA" w:sz="4"/>
-              <w:left w:val="single" w:color="C9D6DA" w:sz="4"/>
-              <w:bottom w:val="single" w:color="C9D6DA" w:sz="4"/>
-              <w:right w:val="single" w:color="C9D6DA" w:sz="4"/>
-            </w:tcBorders>
-            <w:tcMar>
-              <w:top w:type="dxa" w:w="60"/>
-              <w:left w:type="dxa" w:w="100"/>
-              <w:bottom w:type="dxa" w:w="60"/>
-              <w:right w:type="dxa" w:w="100"/>
-            </w:tcMar>
-          </w:tcPr>
-          <w:p>
-            <w:pPr>
-              <w:spacing w:after="0" w:before="0"/>
-            </w:pPr>
-            <w:r>
-              <w:rPr>
-                <w:color w:val="222222"/>
-                <w:sz w:val="18"/>
-                <w:szCs w:val="18"/>
-              </w:rPr>
-              <w:t xml:space="preserve">ATS 2026 PICO1</w:t>
+            <w:tcW w:type="dxa" w:w="1455"/>
+            <w:tcBorders>
+              <w:top w:val="single" w:color="C9D6DA" w:sz="4"/>
+              <w:left w:val="single" w:color="C9D6DA" w:sz="4"/>
+              <w:bottom w:val="single" w:color="C9D6DA" w:sz="4"/>
+              <w:right w:val="single" w:color="C9D6DA" w:sz="4"/>
+            </w:tcBorders>
+            <w:tcMar>
+              <w:top w:type="dxa" w:w="60"/>
+              <w:left w:type="dxa" w:w="100"/>
+              <w:bottom w:type="dxa" w:w="60"/>
+              <w:right w:type="dxa" w:w="100"/>
+            </w:tcMar>
+          </w:tcPr>
+          <w:p>
+            <w:pPr>
+              <w:spacing w:after="0" w:before="0"/>
+            </w:pPr>
+            <w:r>
+              <w:rPr>
+                <w:b/>
+                <w:bCs/>
+                <w:color w:val="222222"/>
+                <w:sz w:val="18"/>
+                <w:szCs w:val="18"/>
+              </w:rPr>
+              <w:t xml:space="preserve">S/T (espontáneo-programado)</w:t>
+            </w:r>
+          </w:p>
+        </w:tc>
+        <w:tc>
+          <w:tcPr>
+            <w:tcW w:type="dxa" w:w="2728"/>
+            <w:tcBorders>
+              <w:top w:val="single" w:color="C9D6DA" w:sz="4"/>
+              <w:left w:val="single" w:color="C9D6DA" w:sz="4"/>
+              <w:bottom w:val="single" w:color="C9D6DA" w:sz="4"/>
+              <w:right w:val="single" w:color="C9D6DA" w:sz="4"/>
+            </w:tcBorders>
+            <w:tcMar>
+              <w:top w:type="dxa" w:w="60"/>
+              <w:left w:type="dxa" w:w="100"/>
+              <w:bottom w:type="dxa" w:w="60"/>
+              <w:right w:type="dxa" w:w="100"/>
+            </w:tcMar>
+          </w:tcPr>
+          <w:p>
+            <w:pPr>
+              <w:spacing w:after="0" w:before="0"/>
+            </w:pPr>
+            <w:r>
+              <w:rPr>
+                <w:color w:val="222222"/>
+                <w:sz w:val="18"/>
+                <w:szCs w:val="18"/>
+              </w:rPr>
+              <w:t xml:space="preserve">Como S, pero con FR de respaldo: si el paciente no dispara en el tiempo programado, la máquina entrega un ciclo controlado por tiempo</w:t>
+            </w:r>
+          </w:p>
+        </w:tc>
+        <w:tc>
+          <w:tcPr>
+            <w:tcW w:type="dxa" w:w="2728"/>
+            <w:tcBorders>
+              <w:top w:val="single" w:color="C9D6DA" w:sz="4"/>
+              <w:left w:val="single" w:color="C9D6DA" w:sz="4"/>
+              <w:bottom w:val="single" w:color="C9D6DA" w:sz="4"/>
+              <w:right w:val="single" w:color="C9D6DA" w:sz="4"/>
+            </w:tcBorders>
+            <w:tcMar>
+              <w:top w:type="dxa" w:w="60"/>
+              <w:left w:type="dxa" w:w="100"/>
+              <w:bottom w:type="dxa" w:w="60"/>
+              <w:right w:type="dxa" w:w="100"/>
+            </w:tcMar>
+          </w:tcPr>
+          <w:p>
+            <w:pPr>
+              <w:spacing w:after="0" w:before="0"/>
+            </w:pPr>
+            <w:r>
+              <w:rPr>
+                <w:b/>
+                <w:bCs/>
+                <w:color w:val="222222"/>
+                <w:sz w:val="18"/>
+                <w:szCs w:val="18"/>
+              </w:rPr>
+              <w:t xml:space="preserve">El caballo de batalla del fallo hipercápnico</w:t>
+            </w:r>
+            <w:r>
+              <w:rPr>
+                <w:color w:val="222222"/>
+                <w:sz w:val="18"/>
+                <w:szCs w:val="18"/>
+              </w:rPr>
+              <w:t xml:space="preserve"> (EPOC, SHO, restrictivo) — consenso 2021 p.81-82; BTS 2016</w:t>
+            </w:r>
+          </w:p>
+        </w:tc>
+        <w:tc>
+          <w:tcPr>
+            <w:tcW w:type="dxa" w:w="2727"/>
+            <w:tcBorders>
+              <w:top w:val="single" w:color="C9D6DA" w:sz="4"/>
+              <w:left w:val="single" w:color="C9D6DA" w:sz="4"/>
+              <w:bottom w:val="single" w:color="C9D6DA" w:sz="4"/>
+              <w:right w:val="single" w:color="C9D6DA" w:sz="4"/>
+            </w:tcBorders>
+            <w:tcMar>
+              <w:top w:type="dxa" w:w="60"/>
+              <w:left w:type="dxa" w:w="100"/>
+              <w:bottom w:type="dxa" w:w="60"/>
+              <w:right w:type="dxa" w:w="100"/>
+            </w:tcMar>
+          </w:tcPr>
+          <w:p>
+            <w:pPr>
+              <w:spacing w:after="0" w:before="0"/>
+            </w:pPr>
+            <w:r>
+              <w:rPr>
+                <w:color w:val="222222"/>
+                <w:sz w:val="18"/>
+                <w:szCs w:val="18"/>
+              </w:rPr>
+              <w:t xml:space="preserve">V60 (S/T) · Vivo 50/60 (PSV con FR de respaldo) · VITAE 40 (binivel)</w:t>
             </w:r>
           </w:p>
         </w:tc>
@@ -9361,94 +9545,127 @@
       <w:tr>
         <w:tc>
           <w:tcPr>
-            <w:tcW w:type="dxa" w:w="2691"/>
-            <w:tcBorders>
-              <w:top w:val="single" w:color="C9D6DA" w:sz="4"/>
-              <w:left w:val="single" w:color="C9D6DA" w:sz="4"/>
-              <w:bottom w:val="single" w:color="C9D6DA" w:sz="4"/>
-              <w:right w:val="single" w:color="C9D6DA" w:sz="4"/>
-            </w:tcBorders>
-            <w:shd w:fill="F5FAFB" w:val="clear"/>
-            <w:tcMar>
-              <w:top w:type="dxa" w:w="60"/>
-              <w:left w:type="dxa" w:w="100"/>
-              <w:bottom w:type="dxa" w:w="60"/>
-              <w:right w:type="dxa" w:w="100"/>
-            </w:tcMar>
-          </w:tcPr>
-          <w:p>
-            <w:pPr>
-              <w:spacing w:after="0" w:before="0"/>
-            </w:pPr>
-            <w:r>
-              <w:rPr>
-                <w:color w:val="222222"/>
-                <w:sz w:val="18"/>
-                <w:szCs w:val="18"/>
-              </w:rPr>
-              <w:t xml:space="preserve">Vt insuficiente pese a IPAP alta (SHO, ENM)</w:t>
-            </w:r>
-          </w:p>
-        </w:tc>
-        <w:tc>
-          <w:tcPr>
-            <w:tcW w:type="dxa" w:w="3755"/>
-            <w:tcBorders>
-              <w:top w:val="single" w:color="C9D6DA" w:sz="4"/>
-              <w:left w:val="single" w:color="C9D6DA" w:sz="4"/>
-              <w:bottom w:val="single" w:color="C9D6DA" w:sz="4"/>
-              <w:right w:val="single" w:color="C9D6DA" w:sz="4"/>
-            </w:tcBorders>
-            <w:shd w:fill="F5FAFB" w:val="clear"/>
-            <w:tcMar>
-              <w:top w:type="dxa" w:w="60"/>
-              <w:left w:type="dxa" w:w="100"/>
-              <w:bottom w:type="dxa" w:w="60"/>
-              <w:right w:type="dxa" w:w="100"/>
-            </w:tcMar>
-          </w:tcPr>
-          <w:p>
-            <w:pPr>
-              <w:spacing w:after="0" w:before="0"/>
-            </w:pPr>
-            <w:r>
-              <w:rPr>
-                <w:color w:val="222222"/>
-                <w:sz w:val="18"/>
-                <w:szCs w:val="18"/>
-              </w:rPr>
-              <w:t xml:space="preserve">Modos con volumen asegurado (AVAPS / volumen garantizado) o PCV</w:t>
-            </w:r>
-          </w:p>
-        </w:tc>
-        <w:tc>
-          <w:tcPr>
-            <w:tcW w:type="dxa" w:w="3192"/>
-            <w:tcBorders>
-              <w:top w:val="single" w:color="C9D6DA" w:sz="4"/>
-              <w:left w:val="single" w:color="C9D6DA" w:sz="4"/>
-              <w:bottom w:val="single" w:color="C9D6DA" w:sz="4"/>
-              <w:right w:val="single" w:color="C9D6DA" w:sz="4"/>
-            </w:tcBorders>
-            <w:shd w:fill="F5FAFB" w:val="clear"/>
-            <w:tcMar>
-              <w:top w:type="dxa" w:w="60"/>
-              <w:left w:type="dxa" w:w="100"/>
-              <w:bottom w:type="dxa" w:w="60"/>
-              <w:right w:type="dxa" w:w="100"/>
-            </w:tcMar>
-          </w:tcPr>
-          <w:p>
-            <w:pPr>
-              <w:spacing w:after="0" w:before="0"/>
-            </w:pPr>
-            <w:r>
-              <w:rPr>
-                <w:color w:val="222222"/>
-                <w:sz w:val="18"/>
-                <w:szCs w:val="18"/>
-              </w:rPr>
-              <w:t xml:space="preserve">Artacho p.102</w:t>
+            <w:tcW w:type="dxa" w:w="1455"/>
+            <w:tcBorders>
+              <w:top w:val="single" w:color="C9D6DA" w:sz="4"/>
+              <w:left w:val="single" w:color="C9D6DA" w:sz="4"/>
+              <w:bottom w:val="single" w:color="C9D6DA" w:sz="4"/>
+              <w:right w:val="single" w:color="C9D6DA" w:sz="4"/>
+            </w:tcBorders>
+            <w:shd w:fill="F5FAFB" w:val="clear"/>
+            <w:tcMar>
+              <w:top w:type="dxa" w:w="60"/>
+              <w:left w:type="dxa" w:w="100"/>
+              <w:bottom w:type="dxa" w:w="60"/>
+              <w:right w:type="dxa" w:w="100"/>
+            </w:tcMar>
+          </w:tcPr>
+          <w:p>
+            <w:pPr>
+              <w:spacing w:after="0" w:before="0"/>
+            </w:pPr>
+            <w:r>
+              <w:rPr>
+                <w:b/>
+                <w:bCs/>
+                <w:color w:val="222222"/>
+                <w:sz w:val="18"/>
+                <w:szCs w:val="18"/>
+              </w:rPr>
+              <w:t xml:space="preserve">T (programado)</w:t>
+            </w:r>
+          </w:p>
+        </w:tc>
+        <w:tc>
+          <w:tcPr>
+            <w:tcW w:type="dxa" w:w="2728"/>
+            <w:tcBorders>
+              <w:top w:val="single" w:color="C9D6DA" w:sz="4"/>
+              <w:left w:val="single" w:color="C9D6DA" w:sz="4"/>
+              <w:bottom w:val="single" w:color="C9D6DA" w:sz="4"/>
+              <w:right w:val="single" w:color="C9D6DA" w:sz="4"/>
+            </w:tcBorders>
+            <w:shd w:fill="F5FAFB" w:val="clear"/>
+            <w:tcMar>
+              <w:top w:type="dxa" w:w="60"/>
+              <w:left w:type="dxa" w:w="100"/>
+              <w:bottom w:type="dxa" w:w="60"/>
+              <w:right w:type="dxa" w:w="100"/>
+            </w:tcMar>
+          </w:tcPr>
+          <w:p>
+            <w:pPr>
+              <w:spacing w:after="0" w:before="0"/>
+            </w:pPr>
+            <w:r>
+              <w:rPr>
+                <w:color w:val="222222"/>
+                <w:sz w:val="18"/>
+                <w:szCs w:val="18"/>
+              </w:rPr>
+              <w:t xml:space="preserve">Todos los ciclos los inicia y cicla la máquina (FR y Ti fijos); ignora el esfuerzo del paciente</w:t>
+            </w:r>
+          </w:p>
+        </w:tc>
+        <w:tc>
+          <w:tcPr>
+            <w:tcW w:type="dxa" w:w="2728"/>
+            <w:tcBorders>
+              <w:top w:val="single" w:color="C9D6DA" w:sz="4"/>
+              <w:left w:val="single" w:color="C9D6DA" w:sz="4"/>
+              <w:bottom w:val="single" w:color="C9D6DA" w:sz="4"/>
+              <w:right w:val="single" w:color="C9D6DA" w:sz="4"/>
+            </w:tcBorders>
+            <w:shd w:fill="F5FAFB" w:val="clear"/>
+            <w:tcMar>
+              <w:top w:type="dxa" w:w="60"/>
+              <w:left w:type="dxa" w:w="100"/>
+              <w:bottom w:type="dxa" w:w="60"/>
+              <w:right w:type="dxa" w:w="100"/>
+            </w:tcMar>
+          </w:tcPr>
+          <w:p>
+            <w:pPr>
+              <w:spacing w:after="0" w:before="0"/>
+            </w:pPr>
+            <w:r>
+              <w:rPr>
+                <w:color w:val="222222"/>
+                <w:sz w:val="18"/>
+                <w:szCs w:val="18"/>
+              </w:rPr>
+              <w:t xml:space="preserve">Sin estímulo respiratorio (sedación, encefalopatía profunda) cuando se decide mantener VNI; puente mientras se prepara otra cosa</w:t>
+            </w:r>
+          </w:p>
+        </w:tc>
+        <w:tc>
+          <w:tcPr>
+            <w:tcW w:type="dxa" w:w="2727"/>
+            <w:tcBorders>
+              <w:top w:val="single" w:color="C9D6DA" w:sz="4"/>
+              <w:left w:val="single" w:color="C9D6DA" w:sz="4"/>
+              <w:bottom w:val="single" w:color="C9D6DA" w:sz="4"/>
+              <w:right w:val="single" w:color="C9D6DA" w:sz="4"/>
+            </w:tcBorders>
+            <w:shd w:fill="F5FAFB" w:val="clear"/>
+            <w:tcMar>
+              <w:top w:type="dxa" w:w="60"/>
+              <w:left w:type="dxa" w:w="100"/>
+              <w:bottom w:type="dxa" w:w="60"/>
+              <w:right w:type="dxa" w:w="100"/>
+            </w:tcMar>
+          </w:tcPr>
+          <w:p>
+            <w:pPr>
+              <w:spacing w:after="0" w:before="0"/>
+            </w:pPr>
+            <w:r>
+              <w:rPr>
+                <w:color w:val="222222"/>
+                <w:sz w:val="18"/>
+                <w:szCs w:val="18"/>
+              </w:rPr>
+              <w:t xml:space="preserve">V60 (PCV con FR fija) · Vivo 50/60 (PCV)</w:t>
             </w:r>
           </w:p>
         </w:tc>
@@ -9456,91 +9673,141 @@
       <w:tr>
         <w:tc>
           <w:tcPr>
-            <w:tcW w:type="dxa" w:w="2691"/>
-            <w:tcBorders>
-              <w:top w:val="single" w:color="C9D6DA" w:sz="4"/>
-              <w:left w:val="single" w:color="C9D6DA" w:sz="4"/>
-              <w:bottom w:val="single" w:color="C9D6DA" w:sz="4"/>
-              <w:right w:val="single" w:color="C9D6DA" w:sz="4"/>
-            </w:tcBorders>
-            <w:tcMar>
-              <w:top w:type="dxa" w:w="60"/>
-              <w:left w:type="dxa" w:w="100"/>
-              <w:bottom w:type="dxa" w:w="60"/>
-              <w:right w:type="dxa" w:w="100"/>
-            </w:tcMar>
-          </w:tcPr>
-          <w:p>
-            <w:pPr>
-              <w:spacing w:after="0" w:before="0"/>
-            </w:pPr>
-            <w:r>
-              <w:rPr>
-                <w:color w:val="222222"/>
-                <w:sz w:val="18"/>
-                <w:szCs w:val="18"/>
-              </w:rPr>
-              <w:t xml:space="preserve">ENM con disparo débil</w:t>
-            </w:r>
-          </w:p>
-        </w:tc>
-        <w:tc>
-          <w:tcPr>
-            <w:tcW w:type="dxa" w:w="3755"/>
-            <w:tcBorders>
-              <w:top w:val="single" w:color="C9D6DA" w:sz="4"/>
-              <w:left w:val="single" w:color="C9D6DA" w:sz="4"/>
-              <w:bottom w:val="single" w:color="C9D6DA" w:sz="4"/>
-              <w:right w:val="single" w:color="C9D6DA" w:sz="4"/>
-            </w:tcBorders>
-            <w:tcMar>
-              <w:top w:type="dxa" w:w="60"/>
-              <w:left w:type="dxa" w:w="100"/>
-              <w:bottom w:type="dxa" w:w="60"/>
-              <w:right w:type="dxa" w:w="100"/>
-            </w:tcMar>
-          </w:tcPr>
-          <w:p>
-            <w:pPr>
-              <w:spacing w:after="0" w:before="0"/>
-            </w:pPr>
-            <w:r>
-              <w:rPr>
-                <w:color w:val="222222"/>
-                <w:sz w:val="18"/>
-                <w:szCs w:val="18"/>
-              </w:rPr>
-              <w:t xml:space="preserve">PCV/controlada (el trigger falla)</w:t>
-            </w:r>
-          </w:p>
-        </w:tc>
-        <w:tc>
-          <w:tcPr>
-            <w:tcW w:type="dxa" w:w="3192"/>
-            <w:tcBorders>
-              <w:top w:val="single" w:color="C9D6DA" w:sz="4"/>
-              <w:left w:val="single" w:color="C9D6DA" w:sz="4"/>
-              <w:bottom w:val="single" w:color="C9D6DA" w:sz="4"/>
-              <w:right w:val="single" w:color="C9D6DA" w:sz="4"/>
-            </w:tcBorders>
-            <w:tcMar>
-              <w:top w:type="dxa" w:w="60"/>
-              <w:left w:type="dxa" w:w="100"/>
-              <w:bottom w:type="dxa" w:w="60"/>
-              <w:right w:type="dxa" w:w="100"/>
-            </w:tcMar>
-          </w:tcPr>
-          <w:p>
-            <w:pPr>
-              <w:spacing w:after="0" w:before="0"/>
-            </w:pPr>
-            <w:r>
-              <w:rPr>
-                <w:color w:val="222222"/>
-                <w:sz w:val="18"/>
-                <w:szCs w:val="18"/>
-              </w:rPr>
-              <w:t xml:space="preserve">BTS rec. 52</w:t>
+            <w:tcW w:type="dxa" w:w="1455"/>
+            <w:tcBorders>
+              <w:top w:val="single" w:color="C9D6DA" w:sz="4"/>
+              <w:left w:val="single" w:color="C9D6DA" w:sz="4"/>
+              <w:bottom w:val="single" w:color="C9D6DA" w:sz="4"/>
+              <w:right w:val="single" w:color="C9D6DA" w:sz="4"/>
+            </w:tcBorders>
+            <w:tcMar>
+              <w:top w:type="dxa" w:w="60"/>
+              <w:left w:type="dxa" w:w="100"/>
+              <w:bottom w:type="dxa" w:w="60"/>
+              <w:right w:type="dxa" w:w="100"/>
+            </w:tcMar>
+          </w:tcPr>
+          <w:p>
+            <w:pPr>
+              <w:spacing w:after="0" w:before="0"/>
+            </w:pPr>
+            <w:r>
+              <w:rPr>
+                <w:b/>
+                <w:bCs/>
+                <w:color w:val="222222"/>
+                <w:sz w:val="18"/>
+                <w:szCs w:val="18"/>
+              </w:rPr>
+              <w:t xml:space="preserve">PCV (controlada por presión)</w:t>
+            </w:r>
+          </w:p>
+        </w:tc>
+        <w:tc>
+          <w:tcPr>
+            <w:tcW w:type="dxa" w:w="2728"/>
+            <w:tcBorders>
+              <w:top w:val="single" w:color="C9D6DA" w:sz="4"/>
+              <w:left w:val="single" w:color="C9D6DA" w:sz="4"/>
+              <w:bottom w:val="single" w:color="C9D6DA" w:sz="4"/>
+              <w:right w:val="single" w:color="C9D6DA" w:sz="4"/>
+            </w:tcBorders>
+            <w:tcMar>
+              <w:top w:type="dxa" w:w="60"/>
+              <w:left w:type="dxa" w:w="100"/>
+              <w:bottom w:type="dxa" w:w="60"/>
+              <w:right w:type="dxa" w:w="100"/>
+            </w:tcMar>
+          </w:tcPr>
+          <w:p>
+            <w:pPr>
+              <w:spacing w:after="0" w:before="0"/>
+            </w:pPr>
+            <w:r>
+              <w:rPr>
+                <w:color w:val="222222"/>
+                <w:sz w:val="18"/>
+                <w:szCs w:val="18"/>
+              </w:rPr>
+              <w:t xml:space="preserve">Presión inspiratoria con </w:t>
+            </w:r>
+            <w:r>
+              <w:rPr>
+                <w:b/>
+                <w:bCs/>
+                <w:color w:val="222222"/>
+                <w:sz w:val="18"/>
+                <w:szCs w:val="18"/>
+              </w:rPr>
+              <w:t xml:space="preserve">Ti fijo</w:t>
+            </w:r>
+            <w:r>
+              <w:rPr>
+                <w:color w:val="222222"/>
+                <w:sz w:val="18"/>
+                <w:szCs w:val="18"/>
+              </w:rPr>
+              <w:t xml:space="preserve"> programado; asiste los esfuerzos y asegura ciclos si no los hay</w:t>
+            </w:r>
+          </w:p>
+        </w:tc>
+        <w:tc>
+          <w:tcPr>
+            <w:tcW w:type="dxa" w:w="2728"/>
+            <w:tcBorders>
+              <w:top w:val="single" w:color="C9D6DA" w:sz="4"/>
+              <w:left w:val="single" w:color="C9D6DA" w:sz="4"/>
+              <w:bottom w:val="single" w:color="C9D6DA" w:sz="4"/>
+              <w:right w:val="single" w:color="C9D6DA" w:sz="4"/>
+            </w:tcBorders>
+            <w:tcMar>
+              <w:top w:type="dxa" w:w="60"/>
+              <w:left w:type="dxa" w:w="100"/>
+              <w:bottom w:type="dxa" w:w="60"/>
+              <w:right w:type="dxa" w:w="100"/>
+            </w:tcMar>
+          </w:tcPr>
+          <w:p>
+            <w:pPr>
+              <w:spacing w:after="0" w:before="0"/>
+            </w:pPr>
+            <w:r>
+              <w:rPr>
+                <w:color w:val="222222"/>
+                <w:sz w:val="18"/>
+                <w:szCs w:val="18"/>
+              </w:rPr>
+              <w:t xml:space="preserve">ENM con disparo débil (BTS rec. 52); asincronía de ciclado refractaria (el Ti fijo elimina el ciclado por flujo, que la fuga pervierte); restrictivo que necesita Ti largo</w:t>
+            </w:r>
+          </w:p>
+        </w:tc>
+        <w:tc>
+          <w:tcPr>
+            <w:tcW w:type="dxa" w:w="2727"/>
+            <w:tcBorders>
+              <w:top w:val="single" w:color="C9D6DA" w:sz="4"/>
+              <w:left w:val="single" w:color="C9D6DA" w:sz="4"/>
+              <w:bottom w:val="single" w:color="C9D6DA" w:sz="4"/>
+              <w:right w:val="single" w:color="C9D6DA" w:sz="4"/>
+            </w:tcBorders>
+            <w:tcMar>
+              <w:top w:type="dxa" w:w="60"/>
+              <w:left w:type="dxa" w:w="100"/>
+              <w:bottom w:type="dxa" w:w="60"/>
+              <w:right w:type="dxa" w:w="100"/>
+            </w:tcMar>
+          </w:tcPr>
+          <w:p>
+            <w:pPr>
+              <w:spacing w:after="0" w:before="0"/>
+            </w:pPr>
+            <w:r>
+              <w:rPr>
+                <w:color w:val="222222"/>
+                <w:sz w:val="18"/>
+                <w:szCs w:val="18"/>
+              </w:rPr>
+              <w:t xml:space="preserve">V60 (PCV) · Vivo 50/60 (PCV)</w:t>
             </w:r>
           </w:p>
         </w:tc>
@@ -9550,6 +9817,1315 @@
       <w:pPr>
         <w:spacing w:after="120"/>
       </w:pPr>
+    </w:p>
+    <w:p>
+      <w:pPr>
+        <w:pStyle w:val="Heading3"/>
+        <w:spacing w:after="140" w:before="280"/>
+      </w:pPr>
+      <w:r>
+        <w:t xml:space="preserve">5.2 Modos avanzados: qué aportan y qué no</w:t>
+      </w:r>
+    </w:p>
+    <w:p>
+      <w:pPr>
+        <w:pStyle w:val="ListParagraph"/>
+        <w:numPr>
+          <w:ilvl w:val="0"/>
+          <w:numId w:val="3"/>
+        </w:numPr>
+        <w:spacing w:after="60"/>
+      </w:pPr>
+      <w:r>
+        <w:rPr>
+          <w:b/>
+          <w:bCs/>
+        </w:rPr>
+        <w:t xml:space="preserve">AVAPS / iVAPS (presión de soporte con objetivo de volumen).</w:t>
+      </w:r>
+      <w:r>
+        <w:t xml:space="preserve"> La IPAP «flota» automáticamente entre un mínimo y un máximo para alcanzar un </w:t>
+      </w:r>
+      <w:r>
+        <w:rPr>
+          <w:b/>
+          <w:bCs/>
+        </w:rPr>
+        <w:t xml:space="preserve">Vt medio objetivo</w:t>
+      </w:r>
+      <w:r>
+        <w:t xml:space="preserve"> (AVAPS, Philips) o una </w:t>
+      </w:r>
+      <w:r>
+        <w:rPr>
+          <w:b/>
+          <w:bCs/>
+        </w:rPr>
+        <w:t xml:space="preserve">ventilación alveolar objetivo</w:t>
+      </w:r>
+      <w:r>
+        <w:t xml:space="preserve"> con FR inteligente (iVAPS, ResMed). Matiz clave: el ajuste es </w:t>
+      </w:r>
+      <w:r>
+        <w:rPr>
+          <w:b/>
+          <w:bCs/>
+        </w:rPr>
+        <w:t xml:space="preserve">GRADUAL (~1 cmH2O/min en AVAPS), no respiración a respiración</w:t>
+      </w:r>
+      <w:r>
+        <w:t xml:space="preserve"> — por eso </w:t>
+      </w:r>
+      <w:r>
+        <w:rPr>
+          <w:b/>
+          <w:bCs/>
+        </w:rPr>
+        <w:t xml:space="preserve">no es un modo de rescate agudo</w:t>
+      </w:r>
+      <w:r>
+        <w:t xml:space="preserve">: ante un deterioro brusco responde tarde. Su sitio es la hipoventilación sostenida (SHO, restrictivo) y el soporte prolongado/nocturno. Evidencia: en superobesos con fallo hipercápnico, AVAPS </w:t>
+      </w:r>
+      <w:r>
+        <w:rPr>
+          <w:b/>
+          <w:bCs/>
+        </w:rPr>
+        <w:t xml:space="preserve">no mostró ventaja sobre una PS bien titulada</w:t>
+      </w:r>
+      <w:r>
+        <w:t xml:space="preserve"> (Murphy, Thorax 2012 [29]). Parque: AVAPS en el V60; «volumen asegurado» en Vivo 50/60; iVAPS no disponible (equipos ResMed).</w:t>
+      </w:r>
+    </w:p>
+    <w:p>
+      <w:pPr>
+        <w:pStyle w:val="ListParagraph"/>
+        <w:numPr>
+          <w:ilvl w:val="0"/>
+          <w:numId w:val="3"/>
+        </w:numPr>
+        <w:spacing w:after="60"/>
+      </w:pPr>
+      <w:r>
+        <w:rPr>
+          <w:b/>
+          <w:bCs/>
+        </w:rPr>
+        <w:t xml:space="preserve">PAV y NAVA (modos proporcionales al esfuerzo).</w:t>
+      </w:r>
+      <w:r>
+        <w:t xml:space="preserve"> Asisten en proporción al esfuerzo instantáneo del paciente (PAV por mecánica estimada; NAVA por la actividad eléctrica diafragmática, catéter Edi). </w:t>
+      </w:r>
+      <w:r>
+        <w:rPr>
+          <w:b/>
+          <w:bCs/>
+        </w:rPr>
+        <w:t xml:space="preserve">Mejoran la sincronía</w:t>
+      </w:r>
+      <w:r>
+        <w:t xml:space="preserve"> — NAVA reduce el índice de asincronías frente a PS en estudios fisiológicos de VMNI (Piquilloud 2012 [31]) — pero </w:t>
+      </w:r>
+      <w:r>
+        <w:rPr>
+          <w:b/>
+          <w:bCs/>
+        </w:rPr>
+        <w:t xml:space="preserve">sin beneficio demostrado en resultados duros</w:t>
+      </w:r>
+      <w:r>
+        <w:t xml:space="preserve"> (mortalidad, intubación). PAV+ es hoy casi exclusivo de la ventilación invasiva (la PAV no invasiva se probó en agudos: Gay 2001 [32]); NAVA exige catéter Edi y ventilador Servo (Getinge): </w:t>
+      </w:r>
+      <w:r>
+        <w:rPr>
+          <w:b/>
+          <w:bCs/>
+        </w:rPr>
+        <w:t xml:space="preserve">ninguno disponible en el área</w:t>
+      </w:r>
+      <w:r>
+        <w:t xml:space="preserve">. Valor en la app: docente.</w:t>
+      </w:r>
+    </w:p>
+    <w:p>
+      <w:pPr>
+        <w:pStyle w:val="ListParagraph"/>
+        <w:numPr>
+          <w:ilvl w:val="0"/>
+          <w:numId w:val="3"/>
+        </w:numPr>
+        <w:spacing w:after="60"/>
+      </w:pPr>
+      <w:r>
+        <w:rPr>
+          <w:b/>
+          <w:bCs/>
+        </w:rPr>
+        <w:t xml:space="preserve">PRVC (presión regulada con volumen garantizado).</w:t>
+      </w:r>
+      <w:r>
+        <w:t xml:space="preserve"> Controlada por presión que retitula la presión respiración a respiración para garantizar el Vt. Adaptación de la invasiva; </w:t>
+      </w:r>
+      <w:r>
+        <w:rPr>
+          <w:b/>
+          <w:bCs/>
+        </w:rPr>
+        <w:t xml:space="preserve">uso residual en VMNI aguda</w:t>
+      </w:r>
+      <w:r>
+        <w:t xml:space="preserve"> (la fuga hace poco fiable el Vt medido).</w:t>
+      </w:r>
+    </w:p>
+    <w:p>
+      <w:pPr>
+        <w:pStyle w:val="ListParagraph"/>
+        <w:numPr>
+          <w:ilvl w:val="0"/>
+          <w:numId w:val="3"/>
+        </w:numPr>
+        <w:spacing w:after="60"/>
+      </w:pPr>
+      <w:r>
+        <w:rPr>
+          <w:b/>
+          <w:bCs/>
+        </w:rPr>
+        <w:t xml:space="preserve">ASV (ventilación servoadaptativa).</w:t>
+      </w:r>
+      <w:r>
+        <w:t xml:space="preserve"> Presión de soporte anticíclica (asiste más cuando el paciente ventila menos) diseñada para la respiración periódica / apnea central. ⚠️ </w:t>
+      </w:r>
+      <w:r>
+        <w:rPr>
+          <w:b/>
+          <w:bCs/>
+        </w:rPr>
+        <w:t xml:space="preserve">Aviso de seguridad obligatorio en la app:</w:t>
+      </w:r>
+      <w:r>
+        <w:t xml:space="preserve"> </w:t>
+      </w:r>
+      <w:r>
+        <w:rPr>
+          <w:b/>
+          <w:bCs/>
+        </w:rPr>
+        <w:t xml:space="preserve">contraindicada en la insuficiencia cardiaca con FEVI ≤45% y apnea central predominante</w:t>
+      </w:r>
+      <w:r>
+        <w:t xml:space="preserve"> — el ensayo SERVE-HF (Cowie, NEJM 2015 [30]) mostró </w:t>
+      </w:r>
+      <w:r>
+        <w:rPr>
+          <w:b/>
+          <w:bCs/>
+        </w:rPr>
+        <w:t xml:space="preserve">exceso de mortalidad cardiovascular</w:t>
+      </w:r>
+      <w:r>
+        <w:t xml:space="preserve"> (HR 1,34) en ese grupo. No disponible en Urgencias del área, pero algunos pacientes la llevan domiciliaria (unidades de sueño): ante un EAP/IC descompensada, comprobarlo.</w:t>
+      </w:r>
+    </w:p>
+    <w:p>
+      <w:pPr>
+        <w:pStyle w:val="Heading3"/>
+        <w:spacing w:after="140" w:before="280"/>
+      </w:pPr>
+      <w:r>
+        <w:t xml:space="preserve">5.3 Modo recomendado por escenario clínico ( (pendiente de revisión))</w:t>
+      </w:r>
+    </w:p>
+    <w:tbl>
+      <w:tblPr>
+        <w:tblW w:type="dxa" w:w="9638"/>
+        <w:tblBorders>
+          <w:top w:val="single" w:color="auto" w:sz="4"/>
+          <w:left w:val="single" w:color="auto" w:sz="4"/>
+          <w:bottom w:val="single" w:color="auto" w:sz="4"/>
+          <w:right w:val="single" w:color="auto" w:sz="4"/>
+          <w:insideH w:val="single" w:color="auto" w:sz="4"/>
+          <w:insideV w:val="single" w:color="auto" w:sz="4"/>
+        </w:tblBorders>
+      </w:tblPr>
+      <w:tblGrid>
+        <w:gridCol w:w="2342"/>
+        <w:gridCol w:w="2207"/>
+        <w:gridCol w:w="2702"/>
+        <w:gridCol w:w="2387"/>
+      </w:tblGrid>
+      <w:tr>
+        <w:trPr>
+          <w:tblHeader/>
+        </w:trPr>
+        <w:tc>
+          <w:tcPr>
+            <w:tcW w:type="dxa" w:w="2342"/>
+            <w:tcBorders>
+              <w:top w:val="single" w:color="C9D6DA" w:sz="4"/>
+              <w:left w:val="single" w:color="C9D6DA" w:sz="4"/>
+              <w:bottom w:val="single" w:color="C9D6DA" w:sz="4"/>
+              <w:right w:val="single" w:color="C9D6DA" w:sz="4"/>
+            </w:tcBorders>
+            <w:shd w:fill="0F4C5C" w:val="clear"/>
+            <w:tcMar>
+              <w:top w:type="dxa" w:w="60"/>
+              <w:left w:type="dxa" w:w="100"/>
+              <w:bottom w:type="dxa" w:w="60"/>
+              <w:right w:type="dxa" w:w="100"/>
+            </w:tcMar>
+          </w:tcPr>
+          <w:p>
+            <w:pPr>
+              <w:spacing w:after="0" w:before="0"/>
+            </w:pPr>
+            <w:r>
+              <w:rPr>
+                <w:b/>
+                <w:bCs/>
+                <w:color w:val="FFFFFF"/>
+                <w:sz w:val="18"/>
+                <w:szCs w:val="18"/>
+              </w:rPr>
+              <w:t xml:space="preserve">Escenario</w:t>
+            </w:r>
+          </w:p>
+        </w:tc>
+        <w:tc>
+          <w:tcPr>
+            <w:tcW w:type="dxa" w:w="2207"/>
+            <w:tcBorders>
+              <w:top w:val="single" w:color="C9D6DA" w:sz="4"/>
+              <w:left w:val="single" w:color="C9D6DA" w:sz="4"/>
+              <w:bottom w:val="single" w:color="C9D6DA" w:sz="4"/>
+              <w:right w:val="single" w:color="C9D6DA" w:sz="4"/>
+            </w:tcBorders>
+            <w:shd w:fill="0F4C5C" w:val="clear"/>
+            <w:tcMar>
+              <w:top w:type="dxa" w:w="60"/>
+              <w:left w:type="dxa" w:w="100"/>
+              <w:bottom w:type="dxa" w:w="60"/>
+              <w:right w:type="dxa" w:w="100"/>
+            </w:tcMar>
+          </w:tcPr>
+          <w:p>
+            <w:pPr>
+              <w:spacing w:after="0" w:before="0"/>
+            </w:pPr>
+            <w:r>
+              <w:rPr>
+                <w:b/>
+                <w:bCs/>
+                <w:color w:val="FFFFFF"/>
+                <w:sz w:val="18"/>
+                <w:szCs w:val="18"/>
+              </w:rPr>
+              <w:t xml:space="preserve">Modo recomendado</w:t>
+            </w:r>
+          </w:p>
+        </w:tc>
+        <w:tc>
+          <w:tcPr>
+            <w:tcW w:type="dxa" w:w="2702"/>
+            <w:tcBorders>
+              <w:top w:val="single" w:color="C9D6DA" w:sz="4"/>
+              <w:left w:val="single" w:color="C9D6DA" w:sz="4"/>
+              <w:bottom w:val="single" w:color="C9D6DA" w:sz="4"/>
+              <w:right w:val="single" w:color="C9D6DA" w:sz="4"/>
+            </w:tcBorders>
+            <w:shd w:fill="0F4C5C" w:val="clear"/>
+            <w:tcMar>
+              <w:top w:type="dxa" w:w="60"/>
+              <w:left w:type="dxa" w:w="100"/>
+              <w:bottom w:type="dxa" w:w="60"/>
+              <w:right w:type="dxa" w:w="100"/>
+            </w:tcMar>
+          </w:tcPr>
+          <w:p>
+            <w:pPr>
+              <w:spacing w:after="0" w:before="0"/>
+            </w:pPr>
+            <w:r>
+              <w:rPr>
+                <w:b/>
+                <w:bCs/>
+                <w:color w:val="FFFFFF"/>
+                <w:sz w:val="18"/>
+                <w:szCs w:val="18"/>
+              </w:rPr>
+              <w:t xml:space="preserve">Alternativas / matices</w:t>
+            </w:r>
+          </w:p>
+        </w:tc>
+        <w:tc>
+          <w:tcPr>
+            <w:tcW w:type="dxa" w:w="2387"/>
+            <w:tcBorders>
+              <w:top w:val="single" w:color="C9D6DA" w:sz="4"/>
+              <w:left w:val="single" w:color="C9D6DA" w:sz="4"/>
+              <w:bottom w:val="single" w:color="C9D6DA" w:sz="4"/>
+              <w:right w:val="single" w:color="C9D6DA" w:sz="4"/>
+            </w:tcBorders>
+            <w:shd w:fill="0F4C5C" w:val="clear"/>
+            <w:tcMar>
+              <w:top w:type="dxa" w:w="60"/>
+              <w:left w:type="dxa" w:w="100"/>
+              <w:bottom w:type="dxa" w:w="60"/>
+              <w:right w:type="dxa" w:w="100"/>
+            </w:tcMar>
+          </w:tcPr>
+          <w:p>
+            <w:pPr>
+              <w:spacing w:after="0" w:before="0"/>
+            </w:pPr>
+            <w:r>
+              <w:rPr>
+                <w:b/>
+                <w:bCs/>
+                <w:color w:val="FFFFFF"/>
+                <w:sz w:val="18"/>
+                <w:szCs w:val="18"/>
+              </w:rPr>
+              <w:t xml:space="preserve">Referencia</w:t>
+            </w:r>
+          </w:p>
+        </w:tc>
+      </w:tr>
+      <w:tr>
+        <w:tc>
+          <w:tcPr>
+            <w:tcW w:type="dxa" w:w="2342"/>
+            <w:tcBorders>
+              <w:top w:val="single" w:color="C9D6DA" w:sz="4"/>
+              <w:left w:val="single" w:color="C9D6DA" w:sz="4"/>
+              <w:bottom w:val="single" w:color="C9D6DA" w:sz="4"/>
+              <w:right w:val="single" w:color="C9D6DA" w:sz="4"/>
+            </w:tcBorders>
+            <w:tcMar>
+              <w:top w:type="dxa" w:w="60"/>
+              <w:left w:type="dxa" w:w="100"/>
+              <w:bottom w:type="dxa" w:w="60"/>
+              <w:right w:type="dxa" w:w="100"/>
+            </w:tcMar>
+          </w:tcPr>
+          <w:p>
+            <w:pPr>
+              <w:spacing w:after="0" w:before="0"/>
+            </w:pPr>
+            <w:r>
+              <w:rPr>
+                <w:color w:val="222222"/>
+                <w:sz w:val="18"/>
+                <w:szCs w:val="18"/>
+              </w:rPr>
+              <w:t xml:space="preserve">EAP / IC aguda</w:t>
+            </w:r>
+          </w:p>
+        </w:tc>
+        <w:tc>
+          <w:tcPr>
+            <w:tcW w:type="dxa" w:w="2207"/>
+            <w:tcBorders>
+              <w:top w:val="single" w:color="C9D6DA" w:sz="4"/>
+              <w:left w:val="single" w:color="C9D6DA" w:sz="4"/>
+              <w:bottom w:val="single" w:color="C9D6DA" w:sz="4"/>
+              <w:right w:val="single" w:color="C9D6DA" w:sz="4"/>
+            </w:tcBorders>
+            <w:tcMar>
+              <w:top w:type="dxa" w:w="60"/>
+              <w:left w:type="dxa" w:w="100"/>
+              <w:bottom w:type="dxa" w:w="60"/>
+              <w:right w:type="dxa" w:w="100"/>
+            </w:tcMar>
+          </w:tcPr>
+          <w:p>
+            <w:pPr>
+              <w:spacing w:after="0" w:before="0"/>
+            </w:pPr>
+            <w:r>
+              <w:rPr>
+                <w:b/>
+                <w:bCs/>
+                <w:color w:val="222222"/>
+                <w:sz w:val="18"/>
+                <w:szCs w:val="18"/>
+              </w:rPr>
+              <w:t xml:space="preserve">CPAP</w:t>
+            </w:r>
+          </w:p>
+        </w:tc>
+        <w:tc>
+          <w:tcPr>
+            <w:tcW w:type="dxa" w:w="2702"/>
+            <w:tcBorders>
+              <w:top w:val="single" w:color="C9D6DA" w:sz="4"/>
+              <w:left w:val="single" w:color="C9D6DA" w:sz="4"/>
+              <w:bottom w:val="single" w:color="C9D6DA" w:sz="4"/>
+              <w:right w:val="single" w:color="C9D6DA" w:sz="4"/>
+            </w:tcBorders>
+            <w:tcMar>
+              <w:top w:type="dxa" w:w="60"/>
+              <w:left w:type="dxa" w:w="100"/>
+              <w:bottom w:type="dxa" w:w="60"/>
+              <w:right w:type="dxa" w:w="100"/>
+            </w:tcMar>
+          </w:tcPr>
+          <w:p>
+            <w:pPr>
+              <w:spacing w:after="0" w:before="0"/>
+            </w:pPr>
+            <w:r>
+              <w:rPr>
+                <w:color w:val="222222"/>
+                <w:sz w:val="18"/>
+                <w:szCs w:val="18"/>
+              </w:rPr>
+              <w:t xml:space="preserve">Binivel S/T equivalente (preferirlo si hipercapnia, acidosis o fatiga)</w:t>
+            </w:r>
+          </w:p>
+        </w:tc>
+        <w:tc>
+          <w:tcPr>
+            <w:tcW w:type="dxa" w:w="2387"/>
+            <w:tcBorders>
+              <w:top w:val="single" w:color="C9D6DA" w:sz="4"/>
+              <w:left w:val="single" w:color="C9D6DA" w:sz="4"/>
+              <w:bottom w:val="single" w:color="C9D6DA" w:sz="4"/>
+              <w:right w:val="single" w:color="C9D6DA" w:sz="4"/>
+            </w:tcBorders>
+            <w:tcMar>
+              <w:top w:type="dxa" w:w="60"/>
+              <w:left w:type="dxa" w:w="100"/>
+              <w:bottom w:type="dxa" w:w="60"/>
+              <w:right w:type="dxa" w:w="100"/>
+            </w:tcMar>
+          </w:tcPr>
+          <w:p>
+            <w:pPr>
+              <w:spacing w:after="0" w:before="0"/>
+            </w:pPr>
+            <w:r>
+              <w:rPr>
+                <w:color w:val="222222"/>
+                <w:sz w:val="18"/>
+                <w:szCs w:val="18"/>
+              </w:rPr>
+              <w:t xml:space="preserve">ERS/ATS 2017 Q2a; ESC 2021; Masip 2018; Cochrane 2019</w:t>
+            </w:r>
+          </w:p>
+        </w:tc>
+      </w:tr>
+      <w:tr>
+        <w:tc>
+          <w:tcPr>
+            <w:tcW w:type="dxa" w:w="2342"/>
+            <w:tcBorders>
+              <w:top w:val="single" w:color="C9D6DA" w:sz="4"/>
+              <w:left w:val="single" w:color="C9D6DA" w:sz="4"/>
+              <w:bottom w:val="single" w:color="C9D6DA" w:sz="4"/>
+              <w:right w:val="single" w:color="C9D6DA" w:sz="4"/>
+            </w:tcBorders>
+            <w:shd w:fill="F5FAFB" w:val="clear"/>
+            <w:tcMar>
+              <w:top w:type="dxa" w:w="60"/>
+              <w:left w:type="dxa" w:w="100"/>
+              <w:bottom w:type="dxa" w:w="60"/>
+              <w:right w:type="dxa" w:w="100"/>
+            </w:tcMar>
+          </w:tcPr>
+          <w:p>
+            <w:pPr>
+              <w:spacing w:after="0" w:before="0"/>
+            </w:pPr>
+            <w:r>
+              <w:rPr>
+                <w:color w:val="222222"/>
+                <w:sz w:val="18"/>
+                <w:szCs w:val="18"/>
+              </w:rPr>
+              <w:t xml:space="preserve">EPOC hipercápnico (pH &lt;7,35)</w:t>
+            </w:r>
+          </w:p>
+        </w:tc>
+        <w:tc>
+          <w:tcPr>
+            <w:tcW w:type="dxa" w:w="2207"/>
+            <w:tcBorders>
+              <w:top w:val="single" w:color="C9D6DA" w:sz="4"/>
+              <w:left w:val="single" w:color="C9D6DA" w:sz="4"/>
+              <w:bottom w:val="single" w:color="C9D6DA" w:sz="4"/>
+              <w:right w:val="single" w:color="C9D6DA" w:sz="4"/>
+            </w:tcBorders>
+            <w:shd w:fill="F5FAFB" w:val="clear"/>
+            <w:tcMar>
+              <w:top w:type="dxa" w:w="60"/>
+              <w:left w:type="dxa" w:w="100"/>
+              <w:bottom w:type="dxa" w:w="60"/>
+              <w:right w:type="dxa" w:w="100"/>
+            </w:tcMar>
+          </w:tcPr>
+          <w:p>
+            <w:pPr>
+              <w:spacing w:after="0" w:before="0"/>
+            </w:pPr>
+            <w:r>
+              <w:rPr>
+                <w:b/>
+                <w:bCs/>
+                <w:color w:val="222222"/>
+                <w:sz w:val="18"/>
+                <w:szCs w:val="18"/>
+              </w:rPr>
+              <w:t xml:space="preserve">Binivel S/T</w:t>
+            </w:r>
+          </w:p>
+        </w:tc>
+        <w:tc>
+          <w:tcPr>
+            <w:tcW w:type="dxa" w:w="2702"/>
+            <w:tcBorders>
+              <w:top w:val="single" w:color="C9D6DA" w:sz="4"/>
+              <w:left w:val="single" w:color="C9D6DA" w:sz="4"/>
+              <w:bottom w:val="single" w:color="C9D6DA" w:sz="4"/>
+              <w:right w:val="single" w:color="C9D6DA" w:sz="4"/>
+            </w:tcBorders>
+            <w:shd w:fill="F5FAFB" w:val="clear"/>
+            <w:tcMar>
+              <w:top w:type="dxa" w:w="60"/>
+              <w:left w:type="dxa" w:w="100"/>
+              <w:bottom w:type="dxa" w:w="60"/>
+              <w:right w:type="dxa" w:w="100"/>
+            </w:tcMar>
+          </w:tcPr>
+          <w:p>
+            <w:pPr>
+              <w:spacing w:after="0" w:before="0"/>
+            </w:pPr>
+            <w:r>
+              <w:rPr>
+                <w:color w:val="222222"/>
+                <w:sz w:val="18"/>
+                <w:szCs w:val="18"/>
+              </w:rPr>
+              <w:t xml:space="preserve">TAFCN si acidemia leve (pH &gt;7,25) con monitorización (ATS 2026); PCV con Ti fijo si asincronía refractaria</w:t>
+            </w:r>
+          </w:p>
+        </w:tc>
+        <w:tc>
+          <w:tcPr>
+            <w:tcW w:type="dxa" w:w="2387"/>
+            <w:tcBorders>
+              <w:top w:val="single" w:color="C9D6DA" w:sz="4"/>
+              <w:left w:val="single" w:color="C9D6DA" w:sz="4"/>
+              <w:bottom w:val="single" w:color="C9D6DA" w:sz="4"/>
+              <w:right w:val="single" w:color="C9D6DA" w:sz="4"/>
+            </w:tcBorders>
+            <w:shd w:fill="F5FAFB" w:val="clear"/>
+            <w:tcMar>
+              <w:top w:type="dxa" w:w="60"/>
+              <w:left w:type="dxa" w:w="100"/>
+              <w:bottom w:type="dxa" w:w="60"/>
+              <w:right w:type="dxa" w:w="100"/>
+            </w:tcMar>
+          </w:tcPr>
+          <w:p>
+            <w:pPr>
+              <w:spacing w:after="0" w:before="0"/>
+            </w:pPr>
+            <w:r>
+              <w:rPr>
+                <w:color w:val="222222"/>
+                <w:sz w:val="18"/>
+                <w:szCs w:val="18"/>
+              </w:rPr>
+              <w:t xml:space="preserve">BTS 2016; ERS/ATS 2017 Q1b; consenso 2021; GOLD</w:t>
+            </w:r>
+          </w:p>
+        </w:tc>
+      </w:tr>
+      <w:tr>
+        <w:tc>
+          <w:tcPr>
+            <w:tcW w:type="dxa" w:w="2342"/>
+            <w:tcBorders>
+              <w:top w:val="single" w:color="C9D6DA" w:sz="4"/>
+              <w:left w:val="single" w:color="C9D6DA" w:sz="4"/>
+              <w:bottom w:val="single" w:color="C9D6DA" w:sz="4"/>
+              <w:right w:val="single" w:color="C9D6DA" w:sz="4"/>
+            </w:tcBorders>
+            <w:tcMar>
+              <w:top w:type="dxa" w:w="60"/>
+              <w:left w:type="dxa" w:w="100"/>
+              <w:bottom w:type="dxa" w:w="60"/>
+              <w:right w:type="dxa" w:w="100"/>
+            </w:tcMar>
+          </w:tcPr>
+          <w:p>
+            <w:pPr>
+              <w:spacing w:after="0" w:before="0"/>
+            </w:pPr>
+            <w:r>
+              <w:rPr>
+                <w:color w:val="222222"/>
+                <w:sz w:val="18"/>
+                <w:szCs w:val="18"/>
+              </w:rPr>
+              <w:t xml:space="preserve">SHO / restrictivo toracógeno</w:t>
+            </w:r>
+          </w:p>
+        </w:tc>
+        <w:tc>
+          <w:tcPr>
+            <w:tcW w:type="dxa" w:w="2207"/>
+            <w:tcBorders>
+              <w:top w:val="single" w:color="C9D6DA" w:sz="4"/>
+              <w:left w:val="single" w:color="C9D6DA" w:sz="4"/>
+              <w:bottom w:val="single" w:color="C9D6DA" w:sz="4"/>
+              <w:right w:val="single" w:color="C9D6DA" w:sz="4"/>
+            </w:tcBorders>
+            <w:tcMar>
+              <w:top w:type="dxa" w:w="60"/>
+              <w:left w:type="dxa" w:w="100"/>
+              <w:bottom w:type="dxa" w:w="60"/>
+              <w:right w:type="dxa" w:w="100"/>
+            </w:tcMar>
+          </w:tcPr>
+          <w:p>
+            <w:pPr>
+              <w:spacing w:after="0" w:before="0"/>
+            </w:pPr>
+            <w:r>
+              <w:rPr>
+                <w:b/>
+                <w:bCs/>
+                <w:color w:val="222222"/>
+                <w:sz w:val="18"/>
+                <w:szCs w:val="18"/>
+              </w:rPr>
+              <w:t xml:space="preserve">Binivel S/T</w:t>
+            </w:r>
+          </w:p>
+        </w:tc>
+        <w:tc>
+          <w:tcPr>
+            <w:tcW w:type="dxa" w:w="2702"/>
+            <w:tcBorders>
+              <w:top w:val="single" w:color="C9D6DA" w:sz="4"/>
+              <w:left w:val="single" w:color="C9D6DA" w:sz="4"/>
+              <w:bottom w:val="single" w:color="C9D6DA" w:sz="4"/>
+              <w:right w:val="single" w:color="C9D6DA" w:sz="4"/>
+            </w:tcBorders>
+            <w:tcMar>
+              <w:top w:type="dxa" w:w="60"/>
+              <w:left w:type="dxa" w:w="100"/>
+              <w:bottom w:type="dxa" w:w="60"/>
+              <w:right w:type="dxa" w:w="100"/>
+            </w:tcMar>
+          </w:tcPr>
+          <w:p>
+            <w:pPr>
+              <w:spacing w:after="0" w:before="0"/>
+            </w:pPr>
+            <w:r>
+              <w:rPr>
+                <w:color w:val="222222"/>
+                <w:sz w:val="18"/>
+                <w:szCs w:val="18"/>
+              </w:rPr>
+              <w:t xml:space="preserve">PCV con Ti largo (1,2–1,5 s); </w:t>
+            </w:r>
+            <w:r>
+              <w:rPr>
+                <w:b/>
+                <w:bCs/>
+                <w:color w:val="222222"/>
+                <w:sz w:val="18"/>
+                <w:szCs w:val="18"/>
+              </w:rPr>
+              <w:t xml:space="preserve">± volumen asegurado</w:t>
+            </w:r>
+            <w:r>
+              <w:rPr>
+                <w:color w:val="222222"/>
+                <w:sz w:val="18"/>
+                <w:szCs w:val="18"/>
+              </w:rPr>
+              <w:t xml:space="preserve"> si Vt insuficiente pese a IPAP alta o para soporte prolongado/nocturno (no como rescate: ajuste gradual)</w:t>
+            </w:r>
+          </w:p>
+        </w:tc>
+        <w:tc>
+          <w:tcPr>
+            <w:tcW w:type="dxa" w:w="2387"/>
+            <w:tcBorders>
+              <w:top w:val="single" w:color="C9D6DA" w:sz="4"/>
+              <w:left w:val="single" w:color="C9D6DA" w:sz="4"/>
+              <w:bottom w:val="single" w:color="C9D6DA" w:sz="4"/>
+              <w:right w:val="single" w:color="C9D6DA" w:sz="4"/>
+            </w:tcBorders>
+            <w:tcMar>
+              <w:top w:type="dxa" w:w="60"/>
+              <w:left w:type="dxa" w:w="100"/>
+              <w:bottom w:type="dxa" w:w="60"/>
+              <w:right w:type="dxa" w:w="100"/>
+            </w:tcMar>
+          </w:tcPr>
+          <w:p>
+            <w:pPr>
+              <w:spacing w:after="0" w:before="0"/>
+            </w:pPr>
+            <w:r>
+              <w:rPr>
+                <w:color w:val="222222"/>
+                <w:sz w:val="18"/>
+                <w:szCs w:val="18"/>
+              </w:rPr>
+              <w:t xml:space="preserve">BTS 2016 rec. 57; consenso 2021; Murphy 2012 [29]</w:t>
+            </w:r>
+          </w:p>
+        </w:tc>
+      </w:tr>
+      <w:tr>
+        <w:tc>
+          <w:tcPr>
+            <w:tcW w:type="dxa" w:w="2342"/>
+            <w:tcBorders>
+              <w:top w:val="single" w:color="C9D6DA" w:sz="4"/>
+              <w:left w:val="single" w:color="C9D6DA" w:sz="4"/>
+              <w:bottom w:val="single" w:color="C9D6DA" w:sz="4"/>
+              <w:right w:val="single" w:color="C9D6DA" w:sz="4"/>
+            </w:tcBorders>
+            <w:shd w:fill="F5FAFB" w:val="clear"/>
+            <w:tcMar>
+              <w:top w:type="dxa" w:w="60"/>
+              <w:left w:type="dxa" w:w="100"/>
+              <w:bottom w:type="dxa" w:w="60"/>
+              <w:right w:type="dxa" w:w="100"/>
+            </w:tcMar>
+          </w:tcPr>
+          <w:p>
+            <w:pPr>
+              <w:spacing w:after="0" w:before="0"/>
+            </w:pPr>
+            <w:r>
+              <w:rPr>
+                <w:color w:val="222222"/>
+                <w:sz w:val="18"/>
+                <w:szCs w:val="18"/>
+              </w:rPr>
+              <w:t xml:space="preserve">Neuromuscular</w:t>
+            </w:r>
+          </w:p>
+        </w:tc>
+        <w:tc>
+          <w:tcPr>
+            <w:tcW w:type="dxa" w:w="2207"/>
+            <w:tcBorders>
+              <w:top w:val="single" w:color="C9D6DA" w:sz="4"/>
+              <w:left w:val="single" w:color="C9D6DA" w:sz="4"/>
+              <w:bottom w:val="single" w:color="C9D6DA" w:sz="4"/>
+              <w:right w:val="single" w:color="C9D6DA" w:sz="4"/>
+            </w:tcBorders>
+            <w:shd w:fill="F5FAFB" w:val="clear"/>
+            <w:tcMar>
+              <w:top w:type="dxa" w:w="60"/>
+              <w:left w:type="dxa" w:w="100"/>
+              <w:bottom w:type="dxa" w:w="60"/>
+              <w:right w:type="dxa" w:w="100"/>
+            </w:tcMar>
+          </w:tcPr>
+          <w:p>
+            <w:pPr>
+              <w:spacing w:after="0" w:before="0"/>
+            </w:pPr>
+            <w:r>
+              <w:rPr>
+                <w:b/>
+                <w:bCs/>
+                <w:color w:val="222222"/>
+                <w:sz w:val="18"/>
+                <w:szCs w:val="18"/>
+              </w:rPr>
+              <w:t xml:space="preserve">S/T o PCV con Ti largo</w:t>
+            </w:r>
+            <w:r>
+              <w:rPr>
+                <w:color w:val="222222"/>
+                <w:sz w:val="18"/>
+                <w:szCs w:val="18"/>
+              </w:rPr>
+              <w:t xml:space="preserve"> (PCV si disparo débil)</w:t>
+            </w:r>
+          </w:p>
+        </w:tc>
+        <w:tc>
+          <w:tcPr>
+            <w:tcW w:type="dxa" w:w="2702"/>
+            <w:tcBorders>
+              <w:top w:val="single" w:color="C9D6DA" w:sz="4"/>
+              <w:left w:val="single" w:color="C9D6DA" w:sz="4"/>
+              <w:bottom w:val="single" w:color="C9D6DA" w:sz="4"/>
+              <w:right w:val="single" w:color="C9D6DA" w:sz="4"/>
+            </w:tcBorders>
+            <w:shd w:fill="F5FAFB" w:val="clear"/>
+            <w:tcMar>
+              <w:top w:type="dxa" w:w="60"/>
+              <w:left w:type="dxa" w:w="100"/>
+              <w:bottom w:type="dxa" w:w="60"/>
+              <w:right w:type="dxa" w:w="100"/>
+            </w:tcMar>
+          </w:tcPr>
+          <w:p>
+            <w:pPr>
+              <w:spacing w:after="0" w:before="0"/>
+            </w:pPr>
+            <w:r>
+              <w:rPr>
+                <w:color w:val="222222"/>
+                <w:sz w:val="18"/>
+                <w:szCs w:val="18"/>
+              </w:rPr>
+              <w:t xml:space="preserve">Volumen asegurado para soporte prolongado; no retrasar IOT si falla</w:t>
+            </w:r>
+          </w:p>
+        </w:tc>
+        <w:tc>
+          <w:tcPr>
+            <w:tcW w:type="dxa" w:w="2387"/>
+            <w:tcBorders>
+              <w:top w:val="single" w:color="C9D6DA" w:sz="4"/>
+              <w:left w:val="single" w:color="C9D6DA" w:sz="4"/>
+              <w:bottom w:val="single" w:color="C9D6DA" w:sz="4"/>
+              <w:right w:val="single" w:color="C9D6DA" w:sz="4"/>
+            </w:tcBorders>
+            <w:shd w:fill="F5FAFB" w:val="clear"/>
+            <w:tcMar>
+              <w:top w:type="dxa" w:w="60"/>
+              <w:left w:type="dxa" w:w="100"/>
+              <w:bottom w:type="dxa" w:w="60"/>
+              <w:right w:type="dxa" w:w="100"/>
+            </w:tcMar>
+          </w:tcPr>
+          <w:p>
+            <w:pPr>
+              <w:spacing w:after="0" w:before="0"/>
+            </w:pPr>
+            <w:r>
+              <w:rPr>
+                <w:color w:val="222222"/>
+                <w:sz w:val="18"/>
+                <w:szCs w:val="18"/>
+              </w:rPr>
+              <w:t xml:space="preserve">BTS 2016 rec. 50–53</w:t>
+            </w:r>
+          </w:p>
+        </w:tc>
+      </w:tr>
+      <w:tr>
+        <w:tc>
+          <w:tcPr>
+            <w:tcW w:type="dxa" w:w="2342"/>
+            <w:tcBorders>
+              <w:top w:val="single" w:color="C9D6DA" w:sz="4"/>
+              <w:left w:val="single" w:color="C9D6DA" w:sz="4"/>
+              <w:bottom w:val="single" w:color="C9D6DA" w:sz="4"/>
+              <w:right w:val="single" w:color="C9D6DA" w:sz="4"/>
+            </w:tcBorders>
+            <w:tcMar>
+              <w:top w:type="dxa" w:w="60"/>
+              <w:left w:type="dxa" w:w="100"/>
+              <w:bottom w:type="dxa" w:w="60"/>
+              <w:right w:type="dxa" w:w="100"/>
+            </w:tcMar>
+          </w:tcPr>
+          <w:p>
+            <w:pPr>
+              <w:spacing w:after="0" w:before="0"/>
+            </w:pPr>
+            <w:r>
+              <w:rPr>
+                <w:color w:val="222222"/>
+                <w:sz w:val="18"/>
+                <w:szCs w:val="18"/>
+              </w:rPr>
+              <w:t xml:space="preserve">Sin estímulo respiratorio / sedación (VNI mantenida)</w:t>
+            </w:r>
+          </w:p>
+        </w:tc>
+        <w:tc>
+          <w:tcPr>
+            <w:tcW w:type="dxa" w:w="2207"/>
+            <w:tcBorders>
+              <w:top w:val="single" w:color="C9D6DA" w:sz="4"/>
+              <w:left w:val="single" w:color="C9D6DA" w:sz="4"/>
+              <w:bottom w:val="single" w:color="C9D6DA" w:sz="4"/>
+              <w:right w:val="single" w:color="C9D6DA" w:sz="4"/>
+            </w:tcBorders>
+            <w:tcMar>
+              <w:top w:type="dxa" w:w="60"/>
+              <w:left w:type="dxa" w:w="100"/>
+              <w:bottom w:type="dxa" w:w="60"/>
+              <w:right w:type="dxa" w:w="100"/>
+            </w:tcMar>
+          </w:tcPr>
+          <w:p>
+            <w:pPr>
+              <w:spacing w:after="0" w:before="0"/>
+            </w:pPr>
+            <w:r>
+              <w:rPr>
+                <w:b/>
+                <w:bCs/>
+                <w:color w:val="222222"/>
+                <w:sz w:val="18"/>
+                <w:szCs w:val="18"/>
+              </w:rPr>
+              <w:t xml:space="preserve">T</w:t>
+            </w:r>
+            <w:r>
+              <w:rPr>
+                <w:color w:val="222222"/>
+                <w:sz w:val="18"/>
+                <w:szCs w:val="18"/>
+              </w:rPr>
+              <w:t xml:space="preserve"> (o PCV con FR fija)</w:t>
+            </w:r>
+          </w:p>
+        </w:tc>
+        <w:tc>
+          <w:tcPr>
+            <w:tcW w:type="dxa" w:w="2702"/>
+            <w:tcBorders>
+              <w:top w:val="single" w:color="C9D6DA" w:sz="4"/>
+              <w:left w:val="single" w:color="C9D6DA" w:sz="4"/>
+              <w:bottom w:val="single" w:color="C9D6DA" w:sz="4"/>
+              <w:right w:val="single" w:color="C9D6DA" w:sz="4"/>
+            </w:tcBorders>
+            <w:tcMar>
+              <w:top w:type="dxa" w:w="60"/>
+              <w:left w:type="dxa" w:w="100"/>
+              <w:bottom w:type="dxa" w:w="60"/>
+              <w:right w:type="dxa" w:w="100"/>
+            </w:tcMar>
+          </w:tcPr>
+          <w:p>
+            <w:pPr>
+              <w:spacing w:after="0" w:before="0"/>
+            </w:pPr>
+            <w:r>
+              <w:rPr>
+                <w:color w:val="222222"/>
+                <w:sz w:val="18"/>
+                <w:szCs w:val="18"/>
+              </w:rPr>
+              <w:t xml:space="preserve">Solo en entorno monitorizado con vía aérea vigilada; reevaluar indicación de IOT</w:t>
+            </w:r>
+          </w:p>
+        </w:tc>
+        <w:tc>
+          <w:tcPr>
+            <w:tcW w:type="dxa" w:w="2387"/>
+            <w:tcBorders>
+              <w:top w:val="single" w:color="C9D6DA" w:sz="4"/>
+              <w:left w:val="single" w:color="C9D6DA" w:sz="4"/>
+              <w:bottom w:val="single" w:color="C9D6DA" w:sz="4"/>
+              <w:right w:val="single" w:color="C9D6DA" w:sz="4"/>
+            </w:tcBorders>
+            <w:tcMar>
+              <w:top w:type="dxa" w:w="60"/>
+              <w:left w:type="dxa" w:w="100"/>
+              <w:bottom w:type="dxa" w:w="60"/>
+              <w:right w:type="dxa" w:w="100"/>
+            </w:tcMar>
+          </w:tcPr>
+          <w:p>
+            <w:pPr>
+              <w:spacing w:after="0" w:before="0"/>
+            </w:pPr>
+            <w:r>
+              <w:rPr>
+                <w:color w:val="222222"/>
+                <w:sz w:val="18"/>
+                <w:szCs w:val="18"/>
+              </w:rPr>
+              <w:t xml:space="preserve">BTS 2016; consenso 2021 (criterio operativo)</w:t>
+            </w:r>
+          </w:p>
+        </w:tc>
+      </w:tr>
+      <w:tr>
+        <w:tc>
+          <w:tcPr>
+            <w:tcW w:type="dxa" w:w="2342"/>
+            <w:tcBorders>
+              <w:top w:val="single" w:color="C9D6DA" w:sz="4"/>
+              <w:left w:val="single" w:color="C9D6DA" w:sz="4"/>
+              <w:bottom w:val="single" w:color="C9D6DA" w:sz="4"/>
+              <w:right w:val="single" w:color="C9D6DA" w:sz="4"/>
+            </w:tcBorders>
+            <w:shd w:fill="F5FAFB" w:val="clear"/>
+            <w:tcMar>
+              <w:top w:type="dxa" w:w="60"/>
+              <w:left w:type="dxa" w:w="100"/>
+              <w:bottom w:type="dxa" w:w="60"/>
+              <w:right w:type="dxa" w:w="100"/>
+            </w:tcMar>
+          </w:tcPr>
+          <w:p>
+            <w:pPr>
+              <w:spacing w:after="0" w:before="0"/>
+            </w:pPr>
+            <w:r>
+              <w:rPr>
+                <w:color w:val="222222"/>
+                <w:sz w:val="18"/>
+                <w:szCs w:val="18"/>
+              </w:rPr>
+              <w:t xml:space="preserve">Hipoxémico de novo</w:t>
+            </w:r>
+          </w:p>
+        </w:tc>
+        <w:tc>
+          <w:tcPr>
+            <w:tcW w:type="dxa" w:w="2207"/>
+            <w:tcBorders>
+              <w:top w:val="single" w:color="C9D6DA" w:sz="4"/>
+              <w:left w:val="single" w:color="C9D6DA" w:sz="4"/>
+              <w:bottom w:val="single" w:color="C9D6DA" w:sz="4"/>
+              <w:right w:val="single" w:color="C9D6DA" w:sz="4"/>
+            </w:tcBorders>
+            <w:shd w:fill="F5FAFB" w:val="clear"/>
+            <w:tcMar>
+              <w:top w:type="dxa" w:w="60"/>
+              <w:left w:type="dxa" w:w="100"/>
+              <w:bottom w:type="dxa" w:w="60"/>
+              <w:right w:type="dxa" w:w="100"/>
+            </w:tcMar>
+          </w:tcPr>
+          <w:p>
+            <w:pPr>
+              <w:spacing w:after="0" w:before="0"/>
+            </w:pPr>
+            <w:r>
+              <w:rPr>
+                <w:b/>
+                <w:bCs/>
+                <w:color w:val="222222"/>
+                <w:sz w:val="18"/>
+                <w:szCs w:val="18"/>
+              </w:rPr>
+              <w:t xml:space="preserve">TAFCN</w:t>
+            </w:r>
+            <w:r>
+              <w:rPr>
+                <w:color w:val="222222"/>
+                <w:sz w:val="18"/>
+                <w:szCs w:val="18"/>
+              </w:rPr>
+              <w:t xml:space="preserve"> (1.ª línea)</w:t>
+            </w:r>
+          </w:p>
+        </w:tc>
+        <w:tc>
+          <w:tcPr>
+            <w:tcW w:type="dxa" w:w="2702"/>
+            <w:tcBorders>
+              <w:top w:val="single" w:color="C9D6DA" w:sz="4"/>
+              <w:left w:val="single" w:color="C9D6DA" w:sz="4"/>
+              <w:bottom w:val="single" w:color="C9D6DA" w:sz="4"/>
+              <w:right w:val="single" w:color="C9D6DA" w:sz="4"/>
+            </w:tcBorders>
+            <w:shd w:fill="F5FAFB" w:val="clear"/>
+            <w:tcMar>
+              <w:top w:type="dxa" w:w="60"/>
+              <w:left w:type="dxa" w:w="100"/>
+              <w:bottom w:type="dxa" w:w="60"/>
+              <w:right w:type="dxa" w:w="100"/>
+            </w:tcMar>
+          </w:tcPr>
+          <w:p>
+            <w:pPr>
+              <w:spacing w:after="0" w:before="0"/>
+            </w:pPr>
+            <w:r>
+              <w:rPr>
+                <w:color w:val="222222"/>
+                <w:sz w:val="18"/>
+                <w:szCs w:val="18"/>
+              </w:rPr>
+              <w:t xml:space="preserve">CPAP (mascarilla o helmet) o binivel según antecedentes</w:t>
+            </w:r>
+          </w:p>
+        </w:tc>
+        <w:tc>
+          <w:tcPr>
+            <w:tcW w:type="dxa" w:w="2387"/>
+            <w:tcBorders>
+              <w:top w:val="single" w:color="C9D6DA" w:sz="4"/>
+              <w:left w:val="single" w:color="C9D6DA" w:sz="4"/>
+              <w:bottom w:val="single" w:color="C9D6DA" w:sz="4"/>
+              <w:right w:val="single" w:color="C9D6DA" w:sz="4"/>
+            </w:tcBorders>
+            <w:shd w:fill="F5FAFB" w:val="clear"/>
+            <w:tcMar>
+              <w:top w:type="dxa" w:w="60"/>
+              <w:left w:type="dxa" w:w="100"/>
+              <w:bottom w:type="dxa" w:w="60"/>
+              <w:right w:type="dxa" w:w="100"/>
+            </w:tcMar>
+          </w:tcPr>
+          <w:p>
+            <w:pPr>
+              <w:spacing w:after="0" w:before="0"/>
+            </w:pPr>
+            <w:r>
+              <w:rPr>
+                <w:color w:val="222222"/>
+                <w:sz w:val="18"/>
+                <w:szCs w:val="18"/>
+              </w:rPr>
+              <w:t xml:space="preserve">ATS 2026 PICO1</w:t>
+            </w:r>
+          </w:p>
+        </w:tc>
+      </w:tr>
+    </w:tbl>
+    <w:p>
+      <w:pPr>
+        <w:spacing w:after="120"/>
+      </w:pPr>
+    </w:p>
+    <w:p>
+      <w:pPr>
+        <w:pStyle w:val="Heading3"/>
+        <w:spacing w:after="140" w:before="280"/>
+      </w:pPr>
+      <w:r>
+        <w:t xml:space="preserve">5.4 Cambio de modo según evolución ( (pendiente de revisión))</w:t>
+      </w:r>
+    </w:p>
+    <w:p>
+      <w:pPr>
+        <w:pStyle w:val="ListParagraph"/>
+        <w:numPr>
+          <w:ilvl w:val="0"/>
+          <w:numId w:val="2"/>
+        </w:numPr>
+        <w:spacing w:after="60"/>
+      </w:pPr>
+      <w:r>
+        <w:rPr>
+          <w:b/>
+          <w:bCs/>
+        </w:rPr>
+        <w:t xml:space="preserve">Asincronía persistente</w:t>
+      </w:r>
+      <w:r>
+        <w:t xml:space="preserve"> pese a optimizar fugas, trigger, rampa y % de ciclado (§10) → valorar </w:t>
+      </w:r>
+      <w:r>
+        <w:rPr>
+          <w:b/>
+          <w:bCs/>
+        </w:rPr>
+        <w:t xml:space="preserve">PCV con Ti fijo</w:t>
+      </w:r>
+      <w:r>
+        <w:t xml:space="preserve"> (el ciclado por tiempo es inmune a la fuga).</w:t>
+      </w:r>
+    </w:p>
+    <w:p>
+      <w:pPr>
+        <w:pStyle w:val="ListParagraph"/>
+        <w:numPr>
+          <w:ilvl w:val="0"/>
+          <w:numId w:val="2"/>
+        </w:numPr>
+        <w:spacing w:after="60"/>
+      </w:pPr>
+      <w:r>
+        <w:rPr>
+          <w:b/>
+          <w:bCs/>
+        </w:rPr>
+        <w:t xml:space="preserve">Vt insuficiente / hipoventilación persistente</w:t>
+      </w:r>
+      <w:r>
+        <w:t xml:space="preserve"> pese a IPAP alta, o </w:t>
+      </w:r>
+      <w:r>
+        <w:rPr>
+          <w:b/>
+          <w:bCs/>
+        </w:rPr>
+        <w:t xml:space="preserve">hipoventilación nocturna</w:t>
+      </w:r>
+      <w:r>
+        <w:t xml:space="preserve"> con necesidad de soporte prolongado (SHO, restrictivo, ENM) → valorar </w:t>
+      </w:r>
+      <w:r>
+        <w:rPr>
+          <w:b/>
+          <w:bCs/>
+        </w:rPr>
+        <w:t xml:space="preserve">volumen asegurado</w:t>
+      </w:r>
+      <w:r>
+        <w:t xml:space="preserve"> (AVAPS en V60; volumen asegurado en Vivo 50/60).</w:t>
+      </w:r>
+    </w:p>
+    <w:p>
+      <w:pPr>
+        <w:pStyle w:val="ListParagraph"/>
+        <w:numPr>
+          <w:ilvl w:val="0"/>
+          <w:numId w:val="2"/>
+        </w:numPr>
+        <w:spacing w:after="60"/>
+      </w:pPr>
+      <w:r>
+        <w:rPr>
+          <w:b/>
+          <w:bCs/>
+        </w:rPr>
+        <w:t xml:space="preserve">Pérdida del estímulo respiratorio</w:t>
+      </w:r>
+      <w:r>
+        <w:t xml:space="preserve"> (sedación, encefalopatía) manteniendo la VNI → </w:t>
+      </w:r>
+      <w:r>
+        <w:rPr>
+          <w:b/>
+          <w:bCs/>
+        </w:rPr>
+        <w:t xml:space="preserve">modo T</w:t>
+      </w:r>
+      <w:r>
+        <w:t xml:space="preserve">, y reevaluar la indicación de IOT.</w:t>
+      </w:r>
+    </w:p>
+    <w:p>
+      <w:pPr>
+        <w:pStyle w:val="ListParagraph"/>
+        <w:numPr>
+          <w:ilvl w:val="0"/>
+          <w:numId w:val="2"/>
+        </w:numPr>
+        <w:spacing w:after="60"/>
+      </w:pPr>
+      <w:r>
+        <w:t xml:space="preserve">El cambio de modo </w:t>
+      </w:r>
+      <w:r>
+        <w:rPr>
+          <w:b/>
+          <w:bCs/>
+        </w:rPr>
+        <w:t xml:space="preserve">nunca sustituye a la escalada</w:t>
+      </w:r>
+      <w:r>
+        <w:t xml:space="preserve">: si se cumplen criterios de fracaso (§8.3), la salida es IOT/UCI, no otro modo.</w:t>
+      </w:r>
     </w:p>
     <w:p>
       <w:pPr>
@@ -15137,6 +16713,58 @@
     </w:p>
     <w:p>
       <w:pPr>
+        <w:pStyle w:val="ListParagraph"/>
+        <w:numPr>
+          <w:ilvl w:val="0"/>
+          <w:numId w:val="2"/>
+        </w:numPr>
+        <w:spacing w:after="60"/>
+      </w:pPr>
+      <w:r>
+        <w:t xml:space="preserve">Murphy PB et al. Volume targeted versus pressure support non-invasive ventilation in patients with super obesity and chronic respiratory failure: a randomised controlled trial. Thorax 2012;67:727-734.</w:t>
+      </w:r>
+    </w:p>
+    <w:p>
+      <w:pPr>
+        <w:pStyle w:val="ListParagraph"/>
+        <w:numPr>
+          <w:ilvl w:val="0"/>
+          <w:numId w:val="2"/>
+        </w:numPr>
+        <w:spacing w:after="60"/>
+      </w:pPr>
+      <w:r>
+        <w:t xml:space="preserve">Cowie MR et al. Adaptive servo-ventilation for central sleep apnea in systolic heart failure (SERVE-HF). N Engl J Med 2015;373:1095-1105.</w:t>
+      </w:r>
+    </w:p>
+    <w:p>
+      <w:pPr>
+        <w:pStyle w:val="ListParagraph"/>
+        <w:numPr>
+          <w:ilvl w:val="0"/>
+          <w:numId w:val="2"/>
+        </w:numPr>
+        <w:spacing w:after="60"/>
+      </w:pPr>
+      <w:r>
+        <w:t xml:space="preserve">Piquilloud L et al. Neurally adjusted ventilatory assist improves patient–ventilator interaction during non-invasive ventilation delivered by face mask. Intensive Care Med 2012;38:1624-1631.</w:t>
+      </w:r>
+    </w:p>
+    <w:p>
+      <w:pPr>
+        <w:pStyle w:val="ListParagraph"/>
+        <w:numPr>
+          <w:ilvl w:val="0"/>
+          <w:numId w:val="2"/>
+        </w:numPr>
+        <w:spacing w:after="60"/>
+      </w:pPr>
+      <w:r>
+        <w:t xml:space="preserve">Gay PC, Hess DR, Hill NS. Noninvasive proportional assist ventilation for acute respiratory insufficiency: comparison with pressure support ventilation. Am J Respir Crit Care Med 2001;164:1606-1611.</w:t>
+      </w:r>
+    </w:p>
+    <w:p>
+      <w:pPr>
         <w:pStyle w:val="Heading2"/>
         <w:spacing w:after="140" w:before="280"/>
       </w:pPr>
@@ -15386,7 +17014,7 @@
                 <w:sz w:val="18"/>
                 <w:szCs w:val="18"/>
               </w:rPr>
-              <w:t xml:space="preserve">ATS</w:t>
+              <w:t xml:space="preserve">ASV</w:t>
             </w:r>
           </w:p>
         </w:tc>
@@ -15416,7 +17044,7 @@
                 <w:sz w:val="18"/>
                 <w:szCs w:val="18"/>
               </w:rPr>
-              <w:t xml:space="preserve">American Thoracic Society</w:t>
+              <w:t xml:space="preserve">Ventilación servoadaptativa (adaptive servo-ventilation)</w:t>
             </w:r>
           </w:p>
         </w:tc>
@@ -15449,7 +17077,7 @@
                 <w:sz w:val="18"/>
                 <w:szCs w:val="18"/>
               </w:rPr>
-              <w:t xml:space="preserve">AVAPS</w:t>
+              <w:t xml:space="preserve">ATS</w:t>
             </w:r>
           </w:p>
         </w:tc>
@@ -15480,7 +17108,7 @@
                 <w:sz w:val="18"/>
                 <w:szCs w:val="18"/>
               </w:rPr>
-              <w:t xml:space="preserve">Average Volume-Assured Pressure Support (presión de soporte con volumen medio asegurado)</w:t>
+              <w:t xml:space="preserve">American Thoracic Society</w:t>
             </w:r>
           </w:p>
         </w:tc>
@@ -15512,7 +17140,7 @@
                 <w:sz w:val="18"/>
                 <w:szCs w:val="18"/>
               </w:rPr>
-              <w:t xml:space="preserve">BiPAP / binivel</w:t>
+              <w:t xml:space="preserve">AVAPS</w:t>
             </w:r>
           </w:p>
         </w:tc>
@@ -15542,7 +17170,7 @@
                 <w:sz w:val="18"/>
                 <w:szCs w:val="18"/>
               </w:rPr>
-              <w:t xml:space="preserve">Ventilación con doble nivel de presión (IPAP + EPAP)</w:t>
+              <w:t xml:space="preserve">Average Volume-Assured Pressure Support (presión de soporte con volumen medio asegurado)</w:t>
             </w:r>
           </w:p>
         </w:tc>
@@ -15575,7 +17203,7 @@
                 <w:sz w:val="18"/>
                 <w:szCs w:val="18"/>
               </w:rPr>
-              <w:t xml:space="preserve">BTS</w:t>
+              <w:t xml:space="preserve">BiPAP / binivel</w:t>
             </w:r>
           </w:p>
         </w:tc>
@@ -15606,7 +17234,7 @@
                 <w:sz w:val="18"/>
                 <w:szCs w:val="18"/>
               </w:rPr>
-              <w:t xml:space="preserve">British Thoracic Society</w:t>
+              <w:t xml:space="preserve">Ventilación con doble nivel de presión (IPAP + EPAP)</w:t>
             </w:r>
           </w:p>
         </w:tc>
@@ -15638,7 +17266,7 @@
                 <w:sz w:val="18"/>
                 <w:szCs w:val="18"/>
               </w:rPr>
-              <w:t xml:space="preserve">CPAP</w:t>
+              <w:t xml:space="preserve">BTS</w:t>
             </w:r>
           </w:p>
         </w:tc>
@@ -15668,7 +17296,7 @@
                 <w:sz w:val="18"/>
                 <w:szCs w:val="18"/>
               </w:rPr>
-              <w:t xml:space="preserve">Presión positiva continua en la vía aérea</w:t>
+              <w:t xml:space="preserve">British Thoracic Society</w:t>
             </w:r>
           </w:p>
         </w:tc>
@@ -15701,7 +17329,7 @@
                 <w:sz w:val="18"/>
                 <w:szCs w:val="18"/>
               </w:rPr>
-              <w:t xml:space="preserve">DM</w:t>
+              <w:t xml:space="preserve">CPAP</w:t>
             </w:r>
           </w:p>
         </w:tc>
@@ -15732,7 +17360,7 @@
                 <w:sz w:val="18"/>
                 <w:szCs w:val="18"/>
               </w:rPr>
-              <w:t xml:space="preserve">Diferencia de medias (metaanálisis)</w:t>
+              <w:t xml:space="preserve">Presión positiva continua en la vía aérea</w:t>
             </w:r>
           </w:p>
         </w:tc>
@@ -15764,7 +17392,7 @@
                 <w:sz w:val="18"/>
                 <w:szCs w:val="18"/>
               </w:rPr>
-              <w:t xml:space="preserve">EAP</w:t>
+              <w:t xml:space="preserve">DM</w:t>
             </w:r>
           </w:p>
         </w:tc>
@@ -15794,7 +17422,7 @@
                 <w:sz w:val="18"/>
                 <w:szCs w:val="18"/>
               </w:rPr>
-              <w:t xml:space="preserve">Edema agudo de pulmón</w:t>
+              <w:t xml:space="preserve">Diferencia de medias (metaanálisis)</w:t>
             </w:r>
           </w:p>
         </w:tc>
@@ -15827,7 +17455,7 @@
                 <w:sz w:val="18"/>
                 <w:szCs w:val="18"/>
               </w:rPr>
-              <w:t xml:space="preserve">ECA</w:t>
+              <w:t xml:space="preserve">EAP</w:t>
             </w:r>
           </w:p>
         </w:tc>
@@ -15858,7 +17486,7 @@
                 <w:sz w:val="18"/>
                 <w:szCs w:val="18"/>
               </w:rPr>
-              <w:t xml:space="preserve">Ensayo clínico aleatorizado</w:t>
+              <w:t xml:space="preserve">Edema agudo de pulmón</w:t>
             </w:r>
           </w:p>
         </w:tc>
@@ -15890,7 +17518,7 @@
                 <w:sz w:val="18"/>
                 <w:szCs w:val="18"/>
               </w:rPr>
-              <w:t xml:space="preserve">ECCO2R</w:t>
+              <w:t xml:space="preserve">ECA</w:t>
             </w:r>
           </w:p>
         </w:tc>
@@ -15920,7 +17548,7 @@
                 <w:sz w:val="18"/>
                 <w:szCs w:val="18"/>
               </w:rPr>
-              <w:t xml:space="preserve">Eliminación extracorpórea de CO2</w:t>
+              <w:t xml:space="preserve">Ensayo clínico aleatorizado</w:t>
             </w:r>
           </w:p>
         </w:tc>
@@ -15953,7 +17581,7 @@
                 <w:sz w:val="18"/>
                 <w:szCs w:val="18"/>
               </w:rPr>
-              <w:t xml:space="preserve">ENM</w:t>
+              <w:t xml:space="preserve">ECCO2R</w:t>
             </w:r>
           </w:p>
         </w:tc>
@@ -15984,7 +17612,7 @@
                 <w:sz w:val="18"/>
                 <w:szCs w:val="18"/>
               </w:rPr>
-              <w:t xml:space="preserve">Enfermedad neuromuscular</w:t>
+              <w:t xml:space="preserve">Eliminación extracorpórea de CO2</w:t>
             </w:r>
           </w:p>
         </w:tc>
@@ -16016,7 +17644,7 @@
                 <w:sz w:val="18"/>
                 <w:szCs w:val="18"/>
               </w:rPr>
-              <w:t xml:space="preserve">EPAP</w:t>
+              <w:t xml:space="preserve">ENM</w:t>
             </w:r>
           </w:p>
         </w:tc>
@@ -16046,7 +17674,7 @@
                 <w:sz w:val="18"/>
                 <w:szCs w:val="18"/>
               </w:rPr>
-              <w:t xml:space="preserve">Presión positiva espiratoria en la vía aérea</w:t>
+              <w:t xml:space="preserve">Enfermedad neuromuscular</w:t>
             </w:r>
           </w:p>
         </w:tc>
@@ -16079,7 +17707,7 @@
                 <w:sz w:val="18"/>
                 <w:szCs w:val="18"/>
               </w:rPr>
-              <w:t xml:space="preserve">EPOC</w:t>
+              <w:t xml:space="preserve">EPAP</w:t>
             </w:r>
           </w:p>
         </w:tc>
@@ -16110,7 +17738,7 @@
                 <w:sz w:val="18"/>
                 <w:szCs w:val="18"/>
               </w:rPr>
-              <w:t xml:space="preserve">Enfermedad pulmonar obstructiva crónica</w:t>
+              <w:t xml:space="preserve">Presión positiva espiratoria en la vía aérea</w:t>
             </w:r>
           </w:p>
         </w:tc>
@@ -16142,7 +17770,7 @@
                 <w:sz w:val="18"/>
                 <w:szCs w:val="18"/>
               </w:rPr>
-              <w:t xml:space="preserve">ERC</w:t>
+              <w:t xml:space="preserve">EPOC</w:t>
             </w:r>
           </w:p>
         </w:tc>
@@ -16172,7 +17800,7 @@
                 <w:sz w:val="18"/>
                 <w:szCs w:val="18"/>
               </w:rPr>
-              <w:t xml:space="preserve">Enfermedad renal crónica</w:t>
+              <w:t xml:space="preserve">Enfermedad pulmonar obstructiva crónica</w:t>
             </w:r>
           </w:p>
         </w:tc>
@@ -16205,7 +17833,7 @@
                 <w:sz w:val="18"/>
                 <w:szCs w:val="18"/>
               </w:rPr>
-              <w:t xml:space="preserve">ERS</w:t>
+              <w:t xml:space="preserve">ERC</w:t>
             </w:r>
           </w:p>
         </w:tc>
@@ -16236,7 +17864,7 @@
                 <w:sz w:val="18"/>
                 <w:szCs w:val="18"/>
               </w:rPr>
-              <w:t xml:space="preserve">European Respiratory Society</w:t>
+              <w:t xml:space="preserve">Enfermedad renal crónica</w:t>
             </w:r>
           </w:p>
         </w:tc>
@@ -16268,7 +17896,7 @@
                 <w:sz w:val="18"/>
                 <w:szCs w:val="18"/>
               </w:rPr>
-              <w:t xml:space="preserve">ESC</w:t>
+              <w:t xml:space="preserve">ERS</w:t>
             </w:r>
           </w:p>
         </w:tc>
@@ -16298,7 +17926,7 @@
                 <w:sz w:val="18"/>
                 <w:szCs w:val="18"/>
               </w:rPr>
-              <w:t xml:space="preserve">European Society of Cardiology</w:t>
+              <w:t xml:space="preserve">European Respiratory Society</w:t>
             </w:r>
           </w:p>
         </w:tc>
@@ -16331,7 +17959,7 @@
                 <w:sz w:val="18"/>
                 <w:szCs w:val="18"/>
               </w:rPr>
-              <w:t xml:space="preserve">FC</w:t>
+              <w:t xml:space="preserve">ESC</w:t>
             </w:r>
           </w:p>
         </w:tc>
@@ -16362,7 +17990,7 @@
                 <w:sz w:val="18"/>
                 <w:szCs w:val="18"/>
               </w:rPr>
-              <w:t xml:space="preserve">Frecuencia cardiaca</w:t>
+              <w:t xml:space="preserve">European Society of Cardiology</w:t>
             </w:r>
           </w:p>
         </w:tc>
@@ -16394,7 +18022,7 @@
                 <w:sz w:val="18"/>
                 <w:szCs w:val="18"/>
               </w:rPr>
-              <w:t xml:space="preserve">FiO2</w:t>
+              <w:t xml:space="preserve">FC</w:t>
             </w:r>
           </w:p>
         </w:tc>
@@ -16424,7 +18052,7 @@
                 <w:sz w:val="18"/>
                 <w:szCs w:val="18"/>
               </w:rPr>
-              <w:t xml:space="preserve">Fracción inspirada de oxígeno</w:t>
+              <w:t xml:space="preserve">Frecuencia cardiaca</w:t>
             </w:r>
           </w:p>
         </w:tc>
@@ -16457,7 +18085,7 @@
                 <w:sz w:val="18"/>
                 <w:szCs w:val="18"/>
               </w:rPr>
-              <w:t xml:space="preserve">FMO</w:t>
+              <w:t xml:space="preserve">FiO2</w:t>
             </w:r>
           </w:p>
         </w:tc>
@@ -16488,7 +18116,7 @@
                 <w:sz w:val="18"/>
                 <w:szCs w:val="18"/>
               </w:rPr>
-              <w:t xml:space="preserve">Fallo multiorgánico</w:t>
+              <w:t xml:space="preserve">Fracción inspirada de oxígeno</w:t>
             </w:r>
           </w:p>
         </w:tc>
@@ -16520,7 +18148,7 @@
                 <w:sz w:val="18"/>
                 <w:szCs w:val="18"/>
               </w:rPr>
-              <w:t xml:space="preserve">FQ</w:t>
+              <w:t xml:space="preserve">FMO</w:t>
             </w:r>
           </w:p>
         </w:tc>
@@ -16550,7 +18178,7 @@
                 <w:sz w:val="18"/>
                 <w:szCs w:val="18"/>
               </w:rPr>
-              <w:t xml:space="preserve">Fibrosis quística</w:t>
+              <w:t xml:space="preserve">Fallo multiorgánico</w:t>
             </w:r>
           </w:p>
         </w:tc>
@@ -16583,7 +18211,7 @@
                 <w:sz w:val="18"/>
                 <w:szCs w:val="18"/>
               </w:rPr>
-              <w:t xml:space="preserve">FR</w:t>
+              <w:t xml:space="preserve">FQ</w:t>
             </w:r>
           </w:p>
         </w:tc>
@@ -16614,7 +18242,7 @@
                 <w:sz w:val="18"/>
                 <w:szCs w:val="18"/>
               </w:rPr>
-              <w:t xml:space="preserve">Frecuencia respiratoria</w:t>
+              <w:t xml:space="preserve">Fibrosis quística</w:t>
             </w:r>
           </w:p>
         </w:tc>
@@ -16646,7 +18274,7 @@
                 <w:sz w:val="18"/>
                 <w:szCs w:val="18"/>
               </w:rPr>
-              <w:t xml:space="preserve">GA / GV</w:t>
+              <w:t xml:space="preserve">FR</w:t>
             </w:r>
           </w:p>
         </w:tc>
@@ -16676,7 +18304,7 @@
                 <w:sz w:val="18"/>
                 <w:szCs w:val="18"/>
               </w:rPr>
-              <w:t xml:space="preserve">Gasometría arterial / venosa</w:t>
+              <w:t xml:space="preserve">Frecuencia respiratoria</w:t>
             </w:r>
           </w:p>
         </w:tc>
@@ -16709,7 +18337,7 @@
                 <w:sz w:val="18"/>
                 <w:szCs w:val="18"/>
               </w:rPr>
-              <w:t xml:space="preserve">GCS</w:t>
+              <w:t xml:space="preserve">GA / GV</w:t>
             </w:r>
           </w:p>
         </w:tc>
@@ -16740,7 +18368,7 @@
                 <w:sz w:val="18"/>
                 <w:szCs w:val="18"/>
               </w:rPr>
-              <w:t xml:space="preserve">Escala de coma de Glasgow</w:t>
+              <w:t xml:space="preserve">Gasometría arterial / venosa</w:t>
             </w:r>
           </w:p>
         </w:tc>
@@ -16772,7 +18400,7 @@
                 <w:sz w:val="18"/>
                 <w:szCs w:val="18"/>
               </w:rPr>
-              <w:t xml:space="preserve">GN</w:t>
+              <w:t xml:space="preserve">GCS</w:t>
             </w:r>
           </w:p>
         </w:tc>
@@ -16802,7 +18430,7 @@
                 <w:sz w:val="18"/>
                 <w:szCs w:val="18"/>
               </w:rPr>
-              <w:t xml:space="preserve">Gafas nasales</w:t>
+              <w:t xml:space="preserve">Escala de coma de Glasgow</w:t>
             </w:r>
           </w:p>
         </w:tc>
@@ -16835,7 +18463,7 @@
                 <w:sz w:val="18"/>
                 <w:szCs w:val="18"/>
               </w:rPr>
-              <w:t xml:space="preserve">GOLD</w:t>
+              <w:t xml:space="preserve">GN</w:t>
             </w:r>
           </w:p>
         </w:tc>
@@ -16866,7 +18494,7 @@
                 <w:sz w:val="18"/>
                 <w:szCs w:val="18"/>
               </w:rPr>
-              <w:t xml:space="preserve">Global Initiative for Chronic Obstructive Lung Disease</w:t>
+              <w:t xml:space="preserve">Gafas nasales</w:t>
             </w:r>
           </w:p>
         </w:tc>
@@ -16898,7 +18526,7 @@
                 <w:sz w:val="18"/>
                 <w:szCs w:val="18"/>
               </w:rPr>
-              <w:t xml:space="preserve">GRADE</w:t>
+              <w:t xml:space="preserve">GOLD</w:t>
             </w:r>
           </w:p>
         </w:tc>
@@ -16928,7 +18556,7 @@
                 <w:sz w:val="18"/>
                 <w:szCs w:val="18"/>
               </w:rPr>
-              <w:t xml:space="preserve">Sistema de gradación de la certeza de la evidencia</w:t>
+              <w:t xml:space="preserve">Global Initiative for Chronic Obstructive Lung Disease</w:t>
             </w:r>
           </w:p>
         </w:tc>
@@ -16961,7 +18589,7 @@
                 <w:sz w:val="18"/>
                 <w:szCs w:val="18"/>
               </w:rPr>
-              <w:t xml:space="preserve">HACOR</w:t>
+              <w:t xml:space="preserve">GRADE</w:t>
             </w:r>
           </w:p>
         </w:tc>
@@ -16992,7 +18620,7 @@
                 <w:sz w:val="18"/>
                 <w:szCs w:val="18"/>
               </w:rPr>
-              <w:t xml:space="preserve">Heart rate, Acidosis, Consciousness, Oxygenation, Respiratory rate (score de fracaso de VNI)</w:t>
+              <w:t xml:space="preserve">Sistema de gradación de la certeza de la evidencia</w:t>
             </w:r>
           </w:p>
         </w:tc>
@@ -17024,7 +18652,7 @@
                 <w:sz w:val="18"/>
                 <w:szCs w:val="18"/>
               </w:rPr>
-              <w:t xml:space="preserve">HCO3</w:t>
+              <w:t xml:space="preserve">HACOR</w:t>
             </w:r>
           </w:p>
         </w:tc>
@@ -17054,7 +18682,7 @@
                 <w:sz w:val="18"/>
                 <w:szCs w:val="18"/>
               </w:rPr>
-              <w:t xml:space="preserve">Bicarbonato</w:t>
+              <w:t xml:space="preserve">Heart rate, Acidosis, Consciousness, Oxygenation, Respiratory rate (score de fracaso de VNI)</w:t>
             </w:r>
           </w:p>
         </w:tc>
@@ -17087,7 +18715,7 @@
                 <w:sz w:val="18"/>
                 <w:szCs w:val="18"/>
               </w:rPr>
-              <w:t xml:space="preserve">HME</w:t>
+              <w:t xml:space="preserve">HCO3</w:t>
             </w:r>
           </w:p>
         </w:tc>
@@ -17118,7 +18746,7 @@
                 <w:sz w:val="18"/>
                 <w:szCs w:val="18"/>
               </w:rPr>
-              <w:t xml:space="preserve">Intercambiador de calor y humedad (humidificación pasiva)</w:t>
+              <w:t xml:space="preserve">Bicarbonato</w:t>
             </w:r>
           </w:p>
         </w:tc>
@@ -17150,7 +18778,7 @@
                 <w:sz w:val="18"/>
                 <w:szCs w:val="18"/>
               </w:rPr>
-              <w:t xml:space="preserve">HTA</w:t>
+              <w:t xml:space="preserve">HME</w:t>
             </w:r>
           </w:p>
         </w:tc>
@@ -17180,7 +18808,7 @@
                 <w:sz w:val="18"/>
                 <w:szCs w:val="18"/>
               </w:rPr>
-              <w:t xml:space="preserve">Hipertensión arterial</w:t>
+              <w:t xml:space="preserve">Intercambiador de calor y humedad (humidificación pasiva)</w:t>
             </w:r>
           </w:p>
         </w:tc>
@@ -17213,7 +18841,7 @@
                 <w:sz w:val="18"/>
                 <w:szCs w:val="18"/>
               </w:rPr>
-              <w:t xml:space="preserve">HUGCR</w:t>
+              <w:t xml:space="preserve">HTA</w:t>
             </w:r>
           </w:p>
         </w:tc>
@@ -17244,7 +18872,7 @@
                 <w:sz w:val="18"/>
                 <w:szCs w:val="18"/>
               </w:rPr>
-              <w:t xml:space="preserve">Hospital Universitario Gran Canaria Dr. Negrín (manual de VMNI)</w:t>
+              <w:t xml:space="preserve">Hipertensión arterial</w:t>
             </w:r>
           </w:p>
         </w:tc>
@@ -17276,7 +18904,7 @@
                 <w:sz w:val="18"/>
                 <w:szCs w:val="18"/>
               </w:rPr>
-              <w:t xml:space="preserve">IAM</w:t>
+              <w:t xml:space="preserve">HUGCR</w:t>
             </w:r>
           </w:p>
         </w:tc>
@@ -17306,7 +18934,7 @@
                 <w:sz w:val="18"/>
                 <w:szCs w:val="18"/>
               </w:rPr>
-              <w:t xml:space="preserve">Infarto agudo de miocardio</w:t>
+              <w:t xml:space="preserve">Hospital Universitario Gran Canaria Dr. Negrín (manual de VMNI)</w:t>
             </w:r>
           </w:p>
         </w:tc>
@@ -17339,7 +18967,7 @@
                 <w:sz w:val="18"/>
                 <w:szCs w:val="18"/>
               </w:rPr>
-              <w:t xml:space="preserve">IC / ICC</w:t>
+              <w:t xml:space="preserve">IAM</w:t>
             </w:r>
           </w:p>
         </w:tc>
@@ -17370,7 +18998,7 @@
                 <w:sz w:val="18"/>
                 <w:szCs w:val="18"/>
               </w:rPr>
-              <w:t xml:space="preserve">Insuficiencia cardiaca (congestiva)</w:t>
+              <w:t xml:space="preserve">Infarto agudo de miocardio</w:t>
             </w:r>
           </w:p>
         </w:tc>
@@ -17402,7 +19030,7 @@
                 <w:sz w:val="18"/>
                 <w:szCs w:val="18"/>
               </w:rPr>
-              <w:t xml:space="preserve">IC95%</w:t>
+              <w:t xml:space="preserve">IC / ICC</w:t>
             </w:r>
           </w:p>
         </w:tc>
@@ -17432,7 +19060,7 @@
                 <w:sz w:val="18"/>
                 <w:szCs w:val="18"/>
               </w:rPr>
-              <w:t xml:space="preserve">Intervalo de confianza al 95%</w:t>
+              <w:t xml:space="preserve">Insuficiencia cardiaca (congestiva)</w:t>
             </w:r>
           </w:p>
         </w:tc>
@@ -17465,7 +19093,7 @@
                 <w:sz w:val="18"/>
                 <w:szCs w:val="18"/>
               </w:rPr>
-              <w:t xml:space="preserve">IMC</w:t>
+              <w:t xml:space="preserve">IC95%</w:t>
             </w:r>
           </w:p>
         </w:tc>
@@ -17496,7 +19124,7 @@
                 <w:sz w:val="18"/>
                 <w:szCs w:val="18"/>
               </w:rPr>
-              <w:t xml:space="preserve">Índice de masa corporal</w:t>
+              <w:t xml:space="preserve">Intervalo de confianza al 95%</w:t>
             </w:r>
           </w:p>
         </w:tc>
@@ -17528,7 +19156,7 @@
                 <w:sz w:val="18"/>
                 <w:szCs w:val="18"/>
               </w:rPr>
-              <w:t xml:space="preserve">IOT</w:t>
+              <w:t xml:space="preserve">IMC</w:t>
             </w:r>
           </w:p>
         </w:tc>
@@ -17558,7 +19186,7 @@
                 <w:sz w:val="18"/>
                 <w:szCs w:val="18"/>
               </w:rPr>
-              <w:t xml:space="preserve">Intubación orotraqueal</w:t>
+              <w:t xml:space="preserve">Índice de masa corporal</w:t>
             </w:r>
           </w:p>
         </w:tc>
@@ -17591,7 +19219,7 @@
                 <w:sz w:val="18"/>
                 <w:szCs w:val="18"/>
               </w:rPr>
-              <w:t xml:space="preserve">IPAP</w:t>
+              <w:t xml:space="preserve">IOT</w:t>
             </w:r>
           </w:p>
         </w:tc>
@@ -17622,7 +19250,7 @@
                 <w:sz w:val="18"/>
                 <w:szCs w:val="18"/>
               </w:rPr>
-              <w:t xml:space="preserve">Presión positiva inspiratoria en la vía aérea</w:t>
+              <w:t xml:space="preserve">Intubación orotraqueal</w:t>
             </w:r>
           </w:p>
         </w:tc>
@@ -17654,7 +19282,7 @@
                 <w:sz w:val="18"/>
                 <w:szCs w:val="18"/>
               </w:rPr>
-              <w:t xml:space="preserve">I:E</w:t>
+              <w:t xml:space="preserve">IPAP</w:t>
             </w:r>
           </w:p>
         </w:tc>
@@ -17684,7 +19312,7 @@
                 <w:sz w:val="18"/>
                 <w:szCs w:val="18"/>
               </w:rPr>
-              <w:t xml:space="preserve">Relación inspiración:espiración</w:t>
+              <w:t xml:space="preserve">Presión positiva inspiratoria en la vía aérea</w:t>
             </w:r>
           </w:p>
         </w:tc>
@@ -17717,7 +19345,7 @@
                 <w:sz w:val="18"/>
                 <w:szCs w:val="18"/>
               </w:rPr>
-              <w:t xml:space="preserve">IRA / IRC</w:t>
+              <w:t xml:space="preserve">I:E</w:t>
             </w:r>
           </w:p>
         </w:tc>
@@ -17748,7 +19376,7 @@
                 <w:sz w:val="18"/>
                 <w:szCs w:val="18"/>
               </w:rPr>
-              <w:t xml:space="preserve">Insuficiencia respiratoria aguda / crónica</w:t>
+              <w:t xml:space="preserve">Relación inspiración:espiración</w:t>
             </w:r>
           </w:p>
         </w:tc>
@@ -17780,7 +19408,7 @@
                 <w:sz w:val="18"/>
                 <w:szCs w:val="18"/>
               </w:rPr>
-              <w:t xml:space="preserve">LET</w:t>
+              <w:t xml:space="preserve">IRA / IRC</w:t>
             </w:r>
           </w:p>
         </w:tc>
@@ -17810,7 +19438,7 @@
                 <w:sz w:val="18"/>
                 <w:szCs w:val="18"/>
               </w:rPr>
-              <w:t xml:space="preserve">Limitación del esfuerzo terapéutico</w:t>
+              <w:t xml:space="preserve">Insuficiencia respiratoria aguda / crónica</w:t>
             </w:r>
           </w:p>
         </w:tc>
@@ -17843,7 +19471,7 @@
                 <w:sz w:val="18"/>
                 <w:szCs w:val="18"/>
               </w:rPr>
-              <w:t xml:space="preserve">NNT / NNTB</w:t>
+              <w:t xml:space="preserve">iVAPS</w:t>
             </w:r>
           </w:p>
         </w:tc>
@@ -17874,7 +19502,7 @@
                 <w:sz w:val="18"/>
                 <w:szCs w:val="18"/>
               </w:rPr>
-              <w:t xml:space="preserve">Número necesario a tratar (para beneficiar)</w:t>
+              <w:t xml:space="preserve">Intelligent Volume-Assured Pressure Support (ventilación alveolar objetivo, ResMed)</w:t>
             </w:r>
           </w:p>
         </w:tc>
@@ -17906,7 +19534,7 @@
                 <w:sz w:val="18"/>
                 <w:szCs w:val="18"/>
               </w:rPr>
-              <w:t xml:space="preserve">OR</w:t>
+              <w:t xml:space="preserve">LET</w:t>
             </w:r>
           </w:p>
         </w:tc>
@@ -17936,7 +19564,7 @@
                 <w:sz w:val="18"/>
                 <w:szCs w:val="18"/>
               </w:rPr>
-              <w:t xml:space="preserve">Odds ratio</w:t>
+              <w:t xml:space="preserve">Limitación del esfuerzo terapéutico</w:t>
             </w:r>
           </w:p>
         </w:tc>
@@ -17969,7 +19597,7 @@
                 <w:sz w:val="18"/>
                 <w:szCs w:val="18"/>
               </w:rPr>
-              <w:t xml:space="preserve">PaCO2 / pCO2</w:t>
+              <w:t xml:space="preserve">NAVA</w:t>
             </w:r>
           </w:p>
         </w:tc>
@@ -18000,7 +19628,7 @@
                 <w:sz w:val="18"/>
                 <w:szCs w:val="18"/>
               </w:rPr>
-              <w:t xml:space="preserve">Presión parcial de CO2 (arterial)</w:t>
+              <w:t xml:space="preserve">Neurally Adjusted Ventilatory Assist (asistencia ajustada a la actividad eléctrica diafragmática, catéter Edi)</w:t>
             </w:r>
           </w:p>
         </w:tc>
@@ -18032,7 +19660,7 @@
                 <w:sz w:val="18"/>
                 <w:szCs w:val="18"/>
               </w:rPr>
-              <w:t xml:space="preserve">PaFi</w:t>
+              <w:t xml:space="preserve">NNT / NNTB</w:t>
             </w:r>
           </w:p>
         </w:tc>
@@ -18062,7 +19690,7 @@
                 <w:sz w:val="18"/>
                 <w:szCs w:val="18"/>
               </w:rPr>
-              <w:t xml:space="preserve">Cociente PaO2/FiO2</w:t>
+              <w:t xml:space="preserve">Número necesario a tratar (para beneficiar)</w:t>
             </w:r>
           </w:p>
         </w:tc>
@@ -18095,7 +19723,7 @@
                 <w:sz w:val="18"/>
                 <w:szCs w:val="18"/>
               </w:rPr>
-              <w:t xml:space="preserve">PaO2 / pO2</w:t>
+              <w:t xml:space="preserve">OR</w:t>
             </w:r>
           </w:p>
         </w:tc>
@@ -18126,7 +19754,7 @@
                 <w:sz w:val="18"/>
                 <w:szCs w:val="18"/>
               </w:rPr>
-              <w:t xml:space="preserve">Presión parcial de O2 (arterial)</w:t>
+              <w:t xml:space="preserve">Odds ratio</w:t>
             </w:r>
           </w:p>
         </w:tc>
@@ -18158,7 +19786,7 @@
                 <w:sz w:val="18"/>
                 <w:szCs w:val="18"/>
               </w:rPr>
-              <w:t xml:space="preserve">PAV</w:t>
+              <w:t xml:space="preserve">PaCO2 / pCO2</w:t>
             </w:r>
           </w:p>
         </w:tc>
@@ -18188,7 +19816,7 @@
                 <w:sz w:val="18"/>
                 <w:szCs w:val="18"/>
               </w:rPr>
-              <w:t xml:space="preserve">Ventilación asistida proporcional</w:t>
+              <w:t xml:space="preserve">Presión parcial de CO2 (arterial)</w:t>
             </w:r>
           </w:p>
         </w:tc>
@@ -18221,7 +19849,7 @@
                 <w:sz w:val="18"/>
                 <w:szCs w:val="18"/>
               </w:rPr>
-              <w:t xml:space="preserve">PC / PCV</w:t>
+              <w:t xml:space="preserve">PaFi</w:t>
             </w:r>
           </w:p>
         </w:tc>
@@ -18252,7 +19880,7 @@
                 <w:sz w:val="18"/>
                 <w:szCs w:val="18"/>
               </w:rPr>
-              <w:t xml:space="preserve">Ventilación controlada por presión</w:t>
+              <w:t xml:space="preserve">Cociente PaO2/FiO2</w:t>
             </w:r>
           </w:p>
         </w:tc>
@@ -18284,6 +19912,195 @@
                 <w:sz w:val="18"/>
                 <w:szCs w:val="18"/>
               </w:rPr>
+              <w:t xml:space="preserve">PaO2 / pO2</w:t>
+            </w:r>
+          </w:p>
+        </w:tc>
+        <w:tc>
+          <w:tcPr>
+            <w:tcW w:type="dxa" w:w="5029"/>
+            <w:tcBorders>
+              <w:top w:val="single" w:color="C9D6DA" w:sz="4"/>
+              <w:left w:val="single" w:color="C9D6DA" w:sz="4"/>
+              <w:bottom w:val="single" w:color="C9D6DA" w:sz="4"/>
+              <w:right w:val="single" w:color="C9D6DA" w:sz="4"/>
+            </w:tcBorders>
+            <w:tcMar>
+              <w:top w:type="dxa" w:w="60"/>
+              <w:left w:type="dxa" w:w="100"/>
+              <w:bottom w:type="dxa" w:w="60"/>
+              <w:right w:type="dxa" w:w="100"/>
+            </w:tcMar>
+          </w:tcPr>
+          <w:p>
+            <w:pPr>
+              <w:spacing w:after="0" w:before="0"/>
+            </w:pPr>
+            <w:r>
+              <w:rPr>
+                <w:color w:val="222222"/>
+                <w:sz w:val="18"/>
+                <w:szCs w:val="18"/>
+              </w:rPr>
+              <w:t xml:space="preserve">Presión parcial de O2 (arterial)</w:t>
+            </w:r>
+          </w:p>
+        </w:tc>
+      </w:tr>
+      <w:tr>
+        <w:tc>
+          <w:tcPr>
+            <w:tcW w:type="dxa" w:w="4609"/>
+            <w:tcBorders>
+              <w:top w:val="single" w:color="C9D6DA" w:sz="4"/>
+              <w:left w:val="single" w:color="C9D6DA" w:sz="4"/>
+              <w:bottom w:val="single" w:color="C9D6DA" w:sz="4"/>
+              <w:right w:val="single" w:color="C9D6DA" w:sz="4"/>
+            </w:tcBorders>
+            <w:shd w:fill="F5FAFB" w:val="clear"/>
+            <w:tcMar>
+              <w:top w:type="dxa" w:w="60"/>
+              <w:left w:type="dxa" w:w="100"/>
+              <w:bottom w:type="dxa" w:w="60"/>
+              <w:right w:type="dxa" w:w="100"/>
+            </w:tcMar>
+          </w:tcPr>
+          <w:p>
+            <w:pPr>
+              <w:spacing w:after="0" w:before="0"/>
+            </w:pPr>
+            <w:r>
+              <w:rPr>
+                <w:color w:val="222222"/>
+                <w:sz w:val="18"/>
+                <w:szCs w:val="18"/>
+              </w:rPr>
+              <w:t xml:space="preserve">PAV</w:t>
+            </w:r>
+          </w:p>
+        </w:tc>
+        <w:tc>
+          <w:tcPr>
+            <w:tcW w:type="dxa" w:w="5029"/>
+            <w:tcBorders>
+              <w:top w:val="single" w:color="C9D6DA" w:sz="4"/>
+              <w:left w:val="single" w:color="C9D6DA" w:sz="4"/>
+              <w:bottom w:val="single" w:color="C9D6DA" w:sz="4"/>
+              <w:right w:val="single" w:color="C9D6DA" w:sz="4"/>
+            </w:tcBorders>
+            <w:shd w:fill="F5FAFB" w:val="clear"/>
+            <w:tcMar>
+              <w:top w:type="dxa" w:w="60"/>
+              <w:left w:type="dxa" w:w="100"/>
+              <w:bottom w:type="dxa" w:w="60"/>
+              <w:right w:type="dxa" w:w="100"/>
+            </w:tcMar>
+          </w:tcPr>
+          <w:p>
+            <w:pPr>
+              <w:spacing w:after="0" w:before="0"/>
+            </w:pPr>
+            <w:r>
+              <w:rPr>
+                <w:color w:val="222222"/>
+                <w:sz w:val="18"/>
+                <w:szCs w:val="18"/>
+              </w:rPr>
+              <w:t xml:space="preserve">Ventilación asistida proporcional</w:t>
+            </w:r>
+          </w:p>
+        </w:tc>
+      </w:tr>
+      <w:tr>
+        <w:tc>
+          <w:tcPr>
+            <w:tcW w:type="dxa" w:w="4609"/>
+            <w:tcBorders>
+              <w:top w:val="single" w:color="C9D6DA" w:sz="4"/>
+              <w:left w:val="single" w:color="C9D6DA" w:sz="4"/>
+              <w:bottom w:val="single" w:color="C9D6DA" w:sz="4"/>
+              <w:right w:val="single" w:color="C9D6DA" w:sz="4"/>
+            </w:tcBorders>
+            <w:tcMar>
+              <w:top w:type="dxa" w:w="60"/>
+              <w:left w:type="dxa" w:w="100"/>
+              <w:bottom w:type="dxa" w:w="60"/>
+              <w:right w:type="dxa" w:w="100"/>
+            </w:tcMar>
+          </w:tcPr>
+          <w:p>
+            <w:pPr>
+              <w:spacing w:after="0" w:before="0"/>
+            </w:pPr>
+            <w:r>
+              <w:rPr>
+                <w:color w:val="222222"/>
+                <w:sz w:val="18"/>
+                <w:szCs w:val="18"/>
+              </w:rPr>
+              <w:t xml:space="preserve">PC / PCV</w:t>
+            </w:r>
+          </w:p>
+        </w:tc>
+        <w:tc>
+          <w:tcPr>
+            <w:tcW w:type="dxa" w:w="5029"/>
+            <w:tcBorders>
+              <w:top w:val="single" w:color="C9D6DA" w:sz="4"/>
+              <w:left w:val="single" w:color="C9D6DA" w:sz="4"/>
+              <w:bottom w:val="single" w:color="C9D6DA" w:sz="4"/>
+              <w:right w:val="single" w:color="C9D6DA" w:sz="4"/>
+            </w:tcBorders>
+            <w:tcMar>
+              <w:top w:type="dxa" w:w="60"/>
+              <w:left w:type="dxa" w:w="100"/>
+              <w:bottom w:type="dxa" w:w="60"/>
+              <w:right w:type="dxa" w:w="100"/>
+            </w:tcMar>
+          </w:tcPr>
+          <w:p>
+            <w:pPr>
+              <w:spacing w:after="0" w:before="0"/>
+            </w:pPr>
+            <w:r>
+              <w:rPr>
+                <w:color w:val="222222"/>
+                <w:sz w:val="18"/>
+                <w:szCs w:val="18"/>
+              </w:rPr>
+              <w:t xml:space="preserve">Ventilación controlada por presión</w:t>
+            </w:r>
+          </w:p>
+        </w:tc>
+      </w:tr>
+      <w:tr>
+        <w:tc>
+          <w:tcPr>
+            <w:tcW w:type="dxa" w:w="4609"/>
+            <w:tcBorders>
+              <w:top w:val="single" w:color="C9D6DA" w:sz="4"/>
+              <w:left w:val="single" w:color="C9D6DA" w:sz="4"/>
+              <w:bottom w:val="single" w:color="C9D6DA" w:sz="4"/>
+              <w:right w:val="single" w:color="C9D6DA" w:sz="4"/>
+            </w:tcBorders>
+            <w:shd w:fill="F5FAFB" w:val="clear"/>
+            <w:tcMar>
+              <w:top w:type="dxa" w:w="60"/>
+              <w:left w:type="dxa" w:w="100"/>
+              <w:bottom w:type="dxa" w:w="60"/>
+              <w:right w:type="dxa" w:w="100"/>
+            </w:tcMar>
+          </w:tcPr>
+          <w:p>
+            <w:pPr>
+              <w:spacing w:after="0" w:before="0"/>
+            </w:pPr>
+            <w:r>
+              <w:rPr>
+                <w:color w:val="222222"/>
+                <w:sz w:val="18"/>
+                <w:szCs w:val="18"/>
+              </w:rPr>
               <w:t xml:space="preserve">PEEP / autoPEEP (PEEPi)</w:t>
             </w:r>
           </w:p>
@@ -18297,6 +20114,7 @@
               <w:bottom w:val="single" w:color="C9D6DA" w:sz="4"/>
               <w:right w:val="single" w:color="C9D6DA" w:sz="4"/>
             </w:tcBorders>
+            <w:shd w:fill="F5FAFB" w:val="clear"/>
             <w:tcMar>
               <w:top w:type="dxa" w:w="60"/>
               <w:left w:type="dxa" w:w="100"/>
@@ -18315,6 +20133,68 @@
                 <w:szCs w:val="18"/>
               </w:rPr>
               <w:t xml:space="preserve">Presión positiva al final de la espiración / PEEP intrínseca</w:t>
+            </w:r>
+          </w:p>
+        </w:tc>
+      </w:tr>
+      <w:tr>
+        <w:tc>
+          <w:tcPr>
+            <w:tcW w:type="dxa" w:w="4609"/>
+            <w:tcBorders>
+              <w:top w:val="single" w:color="C9D6DA" w:sz="4"/>
+              <w:left w:val="single" w:color="C9D6DA" w:sz="4"/>
+              <w:bottom w:val="single" w:color="C9D6DA" w:sz="4"/>
+              <w:right w:val="single" w:color="C9D6DA" w:sz="4"/>
+            </w:tcBorders>
+            <w:tcMar>
+              <w:top w:type="dxa" w:w="60"/>
+              <w:left w:type="dxa" w:w="100"/>
+              <w:bottom w:type="dxa" w:w="60"/>
+              <w:right w:type="dxa" w:w="100"/>
+            </w:tcMar>
+          </w:tcPr>
+          <w:p>
+            <w:pPr>
+              <w:spacing w:after="0" w:before="0"/>
+            </w:pPr>
+            <w:r>
+              <w:rPr>
+                <w:color w:val="222222"/>
+                <w:sz w:val="18"/>
+                <w:szCs w:val="18"/>
+              </w:rPr>
+              <w:t xml:space="preserve">PRVC</w:t>
+            </w:r>
+          </w:p>
+        </w:tc>
+        <w:tc>
+          <w:tcPr>
+            <w:tcW w:type="dxa" w:w="5029"/>
+            <w:tcBorders>
+              <w:top w:val="single" w:color="C9D6DA" w:sz="4"/>
+              <w:left w:val="single" w:color="C9D6DA" w:sz="4"/>
+              <w:bottom w:val="single" w:color="C9D6DA" w:sz="4"/>
+              <w:right w:val="single" w:color="C9D6DA" w:sz="4"/>
+            </w:tcBorders>
+            <w:tcMar>
+              <w:top w:type="dxa" w:w="60"/>
+              <w:left w:type="dxa" w:w="100"/>
+              <w:bottom w:type="dxa" w:w="60"/>
+              <w:right w:type="dxa" w:w="100"/>
+            </w:tcMar>
+          </w:tcPr>
+          <w:p>
+            <w:pPr>
+              <w:spacing w:after="0" w:before="0"/>
+            </w:pPr>
+            <w:r>
+              <w:rPr>
+                <w:color w:val="222222"/>
+                <w:sz w:val="18"/>
+                <w:szCs w:val="18"/>
+              </w:rPr>
+              <w:t xml:space="preserve">Presión regulada con volumen garantizado (pressure-regulated volume control)</w:t>
             </w:r>
           </w:p>
         </w:tc>

--- a/docs/BASE_PUBLICA.docx
+++ b/docs/BASE_PUBLICA.docx
@@ -8971,25 +8971,7 @@
           <w:sz w:val="19"/>
           <w:szCs w:val="19"/>
         </w:rPr>
-        <w:t xml:space="preserve">según evolución (§5.4) alimentan el motor de la app → decisiones abiertas </w:t>
-      </w:r>
-      <w:r>
-        <w:rPr>
-          <w:b/>
-          <w:bCs/>
-          <w:color w:val="333333"/>
-          <w:sz w:val="19"/>
-          <w:szCs w:val="19"/>
-        </w:rPr>
-        <w:t xml:space="preserve">pendiente de revisión, pendiente de revisión y pendiente de revisión</w:t>
-      </w:r>
-      <w:r>
-        <w:rPr>
-          <w:color w:val="333333"/>
-          <w:sz w:val="19"/>
-          <w:szCs w:val="19"/>
-        </w:rPr>
-        <w:t xml:space="preserve"> (§14).</w:t>
+        <w:t xml:space="preserve">según evolución (§5.4) alimentan el motor de la app (pendientes de revisión).</w:t>
       </w:r>
     </w:p>
     <w:p>
